--- a/documentation/3D_Printing_Defect_Detection_Technical_Report.docx
+++ b/documentation/3D_Printing_Defect_Detection_Technical_Report.docx
@@ -3925,6 +3925,2617 @@
                 <w:sz w:val="18"/>
               </w:rPr>
               <w:t>Dataset analytics, matrix computation, confusion matrix plots, image I/O.</w:t>
+            </w:r>
+          </w:p>
+        </w:tc>
+      </w:tr>
+    </w:tbl>
+    <w:p>
+      <w:pPr>
+        <w:spacing w:after="100"/>
+      </w:pPr>
+    </w:p>
+    <w:p>
+      <w:pPr>
+        <w:pStyle w:val="Heading2"/>
+        <w:keepNext/>
+        <w:spacing w:before="240" w:after="80"/>
+      </w:pPr>
+      <w:r>
+        <w:rPr>
+          <w:rFonts w:ascii="Calibri" w:hAnsi="Calibri"/>
+          <w:b/>
+          <w:color w:val="2B6CB0"/>
+          <w:sz w:val="26"/>
+        </w:rPr>
+        <w:t>5.2 Project Repository &amp; Directory Structure Architecture</w:t>
+      </w:r>
+    </w:p>
+    <w:p>
+      <w:pPr>
+        <w:spacing w:before="0" w:after="80" w:line="276" w:lineRule="auto"/>
+      </w:pPr>
+      <w:r>
+        <w:rPr>
+          <w:rFonts w:ascii="Calibri" w:hAnsi="Calibri"/>
+          <w:color w:val="2D3748"/>
+          <w:sz w:val="19"/>
+        </w:rPr>
+        <w:t>The project follows an enterprise clean architecture paradigm with strict separation of concerns among the deep learning inference engine, asynchronous REST microservices, client-side visual telemetry, automated test harnesses, and containerized deployment manifests. The complete filesystem layout and file-by-file component breakdown are detailed below:</w:t>
+      </w:r>
+    </w:p>
+    <w:tbl>
+      <w:tblPr>
+        <w:tblW w:type="auto" w:w="0"/>
+        <w:jc w:val="center"/>
+        <w:tblLayout w:type="fixed"/>
+        <w:tblLook w:firstColumn="1" w:firstRow="1" w:lastColumn="0" w:lastRow="0" w:noHBand="0" w:noVBand="1" w:val="04A0"/>
+      </w:tblPr>
+      <w:tblGrid>
+        <w:gridCol w:w="9936"/>
+      </w:tblGrid>
+      <w:tr>
+        <w:tc>
+          <w:tcPr>
+            <w:tcW w:type="dxa" w:w="9360"/>
+            <w:shd w:fill="EBF8FF"/>
+            <w:tcMar>
+              <w:top w:w="100" w:type="dxa"/>
+              <w:bottom w:w="100" w:type="dxa"/>
+              <w:left w:w="160" w:type="dxa"/>
+              <w:right w:w="160" w:type="dxa"/>
+            </w:tcMar>
+            <w:tcBorders>
+              <w:left w:val="single" w:sz="24" w:space="0" w:color="3182CE"/>
+              <w:top w:val="none"/>
+              <w:bottom w:val="none"/>
+              <w:right w:val="none"/>
+            </w:tcBorders>
+          </w:tcPr>
+          <w:p>
+            <w:pPr>
+              <w:spacing w:before="40" w:after="40" w:line="276" w:lineRule="auto"/>
+            </w:pPr>
+            <w:r>
+              <w:rPr>
+                <w:rFonts w:ascii="Calibri" w:hAnsi="Calibri"/>
+                <w:b/>
+                <w:color w:val="3182CE"/>
+                <w:sz w:val="19"/>
+              </w:rPr>
+              <w:t xml:space="preserve">[REPOSITORY DIRECTORY HIERARCHY] </w:t>
+            </w:r>
+            <w:r>
+              <w:rPr>
+                <w:rFonts w:ascii="Calibri" w:hAnsi="Calibri"/>
+                <w:color w:val="2D3748"/>
+                <w:sz w:val="18"/>
+              </w:rPr>
+              <w:t>3D-PRINTING-DEFECT-DETECTION/</w:t>
+              <w:br/>
+              <w:t>├── config.py                       # Global system configuration &amp; hyperparameters</w:t>
+              <w:br/>
+              <w:t>├── run.py                          # Main development server launcher &amp; routing</w:t>
+              <w:br/>
+              <w:t>├── requirements.txt                # Python package dependency manifest</w:t>
+              <w:br/>
+              <w:t>├── README.md                       # Repository overview &amp; setup instructions</w:t>
+              <w:br/>
+              <w:t>├── backend/                        # Core Python microservice backend</w:t>
+              <w:br/>
+              <w:t>│   ├── app.py                      # Flask factory &amp; blueprint registration</w:t>
+              <w:br/>
+              <w:t>│   ├── database/                   # Database handler &amp; SQLAlchemy models</w:t>
+              <w:br/>
+              <w:t>│   ├── dataset/                    # YOLOv8 dataset annotations &amp; train/val splits</w:t>
+              <w:br/>
+              <w:t>│   ├── detection/                  # Computer vision &amp; YOLOv8 inference engines</w:t>
+              <w:br/>
+              <w:t>│   ├── models/                     # Trained weights (best.pt) &amp; exports</w:t>
+              <w:br/>
+              <w:t>│   ├── notebooks/                  # Jupyter notebooks for data analysis &amp; research</w:t>
+              <w:br/>
+              <w:t>│   ├── preprocessing/              # Image &amp; video frame normalization pipelines</w:t>
+              <w:br/>
+              <w:t>│   ├── routes/                     # REST API endpoint blueprints</w:t>
+              <w:br/>
+              <w:t>│   ├── storage/                    # Upload cache, snapshot frames, &amp; results</w:t>
+              <w:br/>
+              <w:t>│   ├── tests/                      # Automated unit, integration &amp; e2e test suite</w:t>
+              <w:br/>
+              <w:t>│   ├── training/                   # Model training, validation, &amp; metric curves</w:t>
+              <w:br/>
+              <w:t>│   └── utils/                      # Helper utilities (logging, responses, file I/O)</w:t>
+              <w:br/>
+              <w:t>├── database/                       # Relational database persistence</w:t>
+              <w:br/>
+              <w:t>│   └── defect_detection.db         # SQLite ACID persistence database</w:t>
+              <w:br/>
+              <w:t>├── deployment/                     # Production cloud &amp; container configuration</w:t>
+              <w:br/>
+              <w:t>│   ├── Dockerfile                  # Container build instructions</w:t>
+              <w:br/>
+              <w:t>│   ├── Procfile                    # Cloud process runner</w:t>
+              <w:br/>
+              <w:t>│   └── gunicorn.conf.py            # High-concurrency WSGI server settings</w:t>
+              <w:br/>
+              <w:t>├── documentation/                  # Technical monographs, datasets &amp; generators</w:t>
+              <w:br/>
+              <w:t>│   ├── 3D_Printing_Defect_Detection_Technical_Report.docx</w:t>
+              <w:br/>
+              <w:t>│   ├── 3D_Printing_Defect_Detection_Project_Metrics.xlsx</w:t>
+              <w:br/>
+              <w:t>│   ├── 3D_Printing_Defect_Inspection_Results_Output.xlsx</w:t>
+              <w:br/>
+              <w:t>│   ├── generate_master_technical_report.py</w:t>
+              <w:br/>
+              <w:t>│   └── folder_structure.md</w:t>
+              <w:br/>
+              <w:t>└── frontend/                       # Client-side web dashboard &amp; visualizer</w:t>
+              <w:br/>
+              <w:t xml:space="preserve">    ├── index.html                  # Landing page &amp; navigation hub</w:t>
+              <w:br/>
+              <w:t xml:space="preserve">    ├── css/                        # Responsive stylesheets &amp; glassmorphism theme</w:t>
+              <w:br/>
+              <w:t xml:space="preserve">    ├── js/                         # Async API clients, MJPEG streamer &amp; Chart.js</w:t>
+              <w:br/>
+              <w:t xml:space="preserve">    └── pages/                      # Inspection modules &amp; live monitoring views</w:t>
+            </w:r>
+          </w:p>
+        </w:tc>
+      </w:tr>
+    </w:tbl>
+    <w:p>
+      <w:pPr>
+        <w:spacing w:after="80"/>
+      </w:pPr>
+    </w:p>
+    <w:p>
+      <w:pPr>
+        <w:pStyle w:val="Heading3"/>
+        <w:keepNext/>
+        <w:spacing w:before="160" w:after="40"/>
+      </w:pPr>
+      <w:r>
+        <w:rPr>
+          <w:rFonts w:ascii="Calibri" w:hAnsi="Calibri"/>
+          <w:b/>
+          <w:color w:val="2D3748"/>
+          <w:sz w:val="22"/>
+        </w:rPr>
+        <w:t>5.2.1 Root Configuration &amp; System Entry Points</w:t>
+      </w:r>
+    </w:p>
+    <w:tbl>
+      <w:tblPr>
+        <w:tblW w:type="auto" w:w="0"/>
+        <w:jc w:val="center"/>
+        <w:tblLayout w:type="fixed"/>
+        <w:tblLook w:firstColumn="1" w:firstRow="1" w:lastColumn="0" w:lastRow="0" w:noHBand="0" w:noVBand="1" w:val="04A0"/>
+        <w:tblBorders>
+          <w:top w:val="single" w:sz="4" w:space="0" w:color="CBD5E0"/>
+          <w:bottom w:val="single" w:sz="4" w:space="0" w:color="CBD5E0"/>
+          <w:insideH w:val="single" w:sz="4" w:space="0" w:color="CBD5E0"/>
+          <w:insideV w:val="none"/>
+          <w:left w:val="none"/>
+          <w:right w:val="none"/>
+        </w:tblBorders>
+      </w:tblPr>
+      <w:tblGrid>
+        <w:gridCol w:w="3312"/>
+        <w:gridCol w:w="3312"/>
+        <w:gridCol w:w="3312"/>
+      </w:tblGrid>
+      <w:tr>
+        <w:trPr>
+          <w:tblHeader/>
+        </w:trPr>
+        <w:tc>
+          <w:tcPr>
+            <w:tcW w:type="dxa" w:w="2160"/>
+            <w:shd w:fill="1A365D"/>
+            <w:tcMar>
+              <w:top w:w="120" w:type="dxa"/>
+              <w:bottom w:w="120" w:type="dxa"/>
+              <w:left w:w="140" w:type="dxa"/>
+              <w:right w:w="140" w:type="dxa"/>
+            </w:tcMar>
+          </w:tcPr>
+          <w:p>
+            <w:pPr>
+              <w:spacing w:before="40" w:after="40"/>
+              <w:jc w:val="left"/>
+            </w:pPr>
+            <w:r>
+              <w:rPr>
+                <w:rFonts w:ascii="Calibri" w:hAnsi="Calibri"/>
+                <w:b/>
+                <w:color w:val="FFFFFF"/>
+                <w:sz w:val="19"/>
+              </w:rPr>
+              <w:t>File / Resource</w:t>
+            </w:r>
+          </w:p>
+        </w:tc>
+        <w:tc>
+          <w:tcPr>
+            <w:tcW w:type="dxa" w:w="1728"/>
+            <w:shd w:fill="1A365D"/>
+            <w:tcMar>
+              <w:top w:w="120" w:type="dxa"/>
+              <w:bottom w:w="120" w:type="dxa"/>
+              <w:left w:w="140" w:type="dxa"/>
+              <w:right w:w="140" w:type="dxa"/>
+            </w:tcMar>
+          </w:tcPr>
+          <w:p>
+            <w:pPr>
+              <w:spacing w:before="40" w:after="40"/>
+              <w:jc w:val="left"/>
+            </w:pPr>
+            <w:r>
+              <w:rPr>
+                <w:rFonts w:ascii="Calibri" w:hAnsi="Calibri"/>
+                <w:b/>
+                <w:color w:val="FFFFFF"/>
+                <w:sz w:val="19"/>
+              </w:rPr>
+              <w:t>Type</w:t>
+            </w:r>
+          </w:p>
+        </w:tc>
+        <w:tc>
+          <w:tcPr>
+            <w:tcW w:type="dxa" w:w="5472"/>
+            <w:shd w:fill="1A365D"/>
+            <w:tcMar>
+              <w:top w:w="120" w:type="dxa"/>
+              <w:bottom w:w="120" w:type="dxa"/>
+              <w:left w:w="140" w:type="dxa"/>
+              <w:right w:w="140" w:type="dxa"/>
+            </w:tcMar>
+          </w:tcPr>
+          <w:p>
+            <w:pPr>
+              <w:spacing w:before="40" w:after="40"/>
+              <w:jc w:val="left"/>
+            </w:pPr>
+            <w:r>
+              <w:rPr>
+                <w:rFonts w:ascii="Calibri" w:hAnsi="Calibri"/>
+                <w:b/>
+                <w:color w:val="FFFFFF"/>
+                <w:sz w:val="19"/>
+              </w:rPr>
+              <w:t>Component Purpose &amp; Responsibilities</w:t>
+            </w:r>
+          </w:p>
+        </w:tc>
+      </w:tr>
+      <w:tr>
+        <w:tc>
+          <w:tcPr>
+            <w:tcW w:type="dxa" w:w="2160"/>
+            <w:shd w:fill="FFFFFF"/>
+            <w:tcMar>
+              <w:top w:w="90" w:type="dxa"/>
+              <w:bottom w:w="90" w:type="dxa"/>
+              <w:left w:w="140" w:type="dxa"/>
+              <w:right w:w="140" w:type="dxa"/>
+            </w:tcMar>
+          </w:tcPr>
+          <w:p>
+            <w:pPr>
+              <w:spacing w:before="40" w:after="40"/>
+              <w:jc w:val="left"/>
+            </w:pPr>
+            <w:r>
+              <w:rPr>
+                <w:rFonts w:ascii="Calibri" w:hAnsi="Calibri"/>
+                <w:b/>
+                <w:color w:val="2D3748"/>
+                <w:sz w:val="18"/>
+              </w:rPr>
+              <w:t>config.py</w:t>
+            </w:r>
+          </w:p>
+        </w:tc>
+        <w:tc>
+          <w:tcPr>
+            <w:tcW w:type="dxa" w:w="1728"/>
+            <w:shd w:fill="FFFFFF"/>
+            <w:tcMar>
+              <w:top w:w="90" w:type="dxa"/>
+              <w:bottom w:w="90" w:type="dxa"/>
+              <w:left w:w="140" w:type="dxa"/>
+              <w:right w:w="140" w:type="dxa"/>
+            </w:tcMar>
+          </w:tcPr>
+          <w:p>
+            <w:pPr>
+              <w:spacing w:before="40" w:after="40"/>
+              <w:jc w:val="left"/>
+            </w:pPr>
+            <w:r>
+              <w:rPr>
+                <w:rFonts w:ascii="Calibri" w:hAnsi="Calibri"/>
+                <w:color w:val="2D3748"/>
+                <w:sz w:val="18"/>
+              </w:rPr>
+              <w:t>Python Module</w:t>
+            </w:r>
+          </w:p>
+        </w:tc>
+        <w:tc>
+          <w:tcPr>
+            <w:tcW w:type="dxa" w:w="5472"/>
+            <w:shd w:fill="FFFFFF"/>
+            <w:tcMar>
+              <w:top w:w="90" w:type="dxa"/>
+              <w:bottom w:w="90" w:type="dxa"/>
+              <w:left w:w="140" w:type="dxa"/>
+              <w:right w:w="140" w:type="dxa"/>
+            </w:tcMar>
+          </w:tcPr>
+          <w:p>
+            <w:pPr>
+              <w:spacing w:before="40" w:after="40"/>
+              <w:jc w:val="left"/>
+            </w:pPr>
+            <w:r>
+              <w:rPr>
+                <w:rFonts w:ascii="Calibri" w:hAnsi="Calibri"/>
+                <w:color w:val="2D3748"/>
+                <w:sz w:val="18"/>
+              </w:rPr>
+              <w:t>Centralized configuration defining paths, model weight locations, 7 defect class names, camera index (0), default confidence threshold (0.50), IoU threshold (0.45), and SQLite URI.</w:t>
+            </w:r>
+          </w:p>
+        </w:tc>
+      </w:tr>
+      <w:tr>
+        <w:tc>
+          <w:tcPr>
+            <w:tcW w:type="dxa" w:w="2160"/>
+            <w:shd w:fill="EDF2F7"/>
+            <w:tcMar>
+              <w:top w:w="90" w:type="dxa"/>
+              <w:bottom w:w="90" w:type="dxa"/>
+              <w:left w:w="140" w:type="dxa"/>
+              <w:right w:w="140" w:type="dxa"/>
+            </w:tcMar>
+          </w:tcPr>
+          <w:p>
+            <w:pPr>
+              <w:spacing w:before="40" w:after="40"/>
+              <w:jc w:val="left"/>
+            </w:pPr>
+            <w:r>
+              <w:rPr>
+                <w:rFonts w:ascii="Calibri" w:hAnsi="Calibri"/>
+                <w:b/>
+                <w:color w:val="2D3748"/>
+                <w:sz w:val="18"/>
+              </w:rPr>
+              <w:t>run.py</w:t>
+            </w:r>
+          </w:p>
+        </w:tc>
+        <w:tc>
+          <w:tcPr>
+            <w:tcW w:type="dxa" w:w="1728"/>
+            <w:shd w:fill="EDF2F7"/>
+            <w:tcMar>
+              <w:top w:w="90" w:type="dxa"/>
+              <w:bottom w:w="90" w:type="dxa"/>
+              <w:left w:w="140" w:type="dxa"/>
+              <w:right w:w="140" w:type="dxa"/>
+            </w:tcMar>
+          </w:tcPr>
+          <w:p>
+            <w:pPr>
+              <w:spacing w:before="40" w:after="40"/>
+              <w:jc w:val="left"/>
+            </w:pPr>
+            <w:r>
+              <w:rPr>
+                <w:rFonts w:ascii="Calibri" w:hAnsi="Calibri"/>
+                <w:color w:val="2D3748"/>
+                <w:sz w:val="18"/>
+              </w:rPr>
+              <w:t>Entry Point</w:t>
+            </w:r>
+          </w:p>
+        </w:tc>
+        <w:tc>
+          <w:tcPr>
+            <w:tcW w:type="dxa" w:w="5472"/>
+            <w:shd w:fill="EDF2F7"/>
+            <w:tcMar>
+              <w:top w:w="90" w:type="dxa"/>
+              <w:bottom w:w="90" w:type="dxa"/>
+              <w:left w:w="140" w:type="dxa"/>
+              <w:right w:w="140" w:type="dxa"/>
+            </w:tcMar>
+          </w:tcPr>
+          <w:p>
+            <w:pPr>
+              <w:spacing w:before="40" w:after="40"/>
+              <w:jc w:val="left"/>
+            </w:pPr>
+            <w:r>
+              <w:rPr>
+                <w:rFonts w:ascii="Calibri" w:hAnsi="Calibri"/>
+                <w:color w:val="2D3748"/>
+                <w:sz w:val="18"/>
+              </w:rPr>
+              <w:t>Development server launcher initializing Flask application instance, verifying database schema, setting up static frontend routes, and binding to localhost:5000.</w:t>
+            </w:r>
+          </w:p>
+        </w:tc>
+      </w:tr>
+      <w:tr>
+        <w:tc>
+          <w:tcPr>
+            <w:tcW w:type="dxa" w:w="2160"/>
+            <w:shd w:fill="FFFFFF"/>
+            <w:tcMar>
+              <w:top w:w="90" w:type="dxa"/>
+              <w:bottom w:w="90" w:type="dxa"/>
+              <w:left w:w="140" w:type="dxa"/>
+              <w:right w:w="140" w:type="dxa"/>
+            </w:tcMar>
+          </w:tcPr>
+          <w:p>
+            <w:pPr>
+              <w:spacing w:before="40" w:after="40"/>
+              <w:jc w:val="left"/>
+            </w:pPr>
+            <w:r>
+              <w:rPr>
+                <w:rFonts w:ascii="Calibri" w:hAnsi="Calibri"/>
+                <w:b/>
+                <w:color w:val="2D3748"/>
+                <w:sz w:val="18"/>
+              </w:rPr>
+              <w:t>requirements.txt</w:t>
+            </w:r>
+          </w:p>
+        </w:tc>
+        <w:tc>
+          <w:tcPr>
+            <w:tcW w:type="dxa" w:w="1728"/>
+            <w:shd w:fill="FFFFFF"/>
+            <w:tcMar>
+              <w:top w:w="90" w:type="dxa"/>
+              <w:bottom w:w="90" w:type="dxa"/>
+              <w:left w:w="140" w:type="dxa"/>
+              <w:right w:w="140" w:type="dxa"/>
+            </w:tcMar>
+          </w:tcPr>
+          <w:p>
+            <w:pPr>
+              <w:spacing w:before="40" w:after="40"/>
+              <w:jc w:val="left"/>
+            </w:pPr>
+            <w:r>
+              <w:rPr>
+                <w:rFonts w:ascii="Calibri" w:hAnsi="Calibri"/>
+                <w:color w:val="2D3748"/>
+                <w:sz w:val="18"/>
+              </w:rPr>
+              <w:t>Dependency Spec</w:t>
+            </w:r>
+          </w:p>
+        </w:tc>
+        <w:tc>
+          <w:tcPr>
+            <w:tcW w:type="dxa" w:w="5472"/>
+            <w:shd w:fill="FFFFFF"/>
+            <w:tcMar>
+              <w:top w:w="90" w:type="dxa"/>
+              <w:bottom w:w="90" w:type="dxa"/>
+              <w:left w:w="140" w:type="dxa"/>
+              <w:right w:w="140" w:type="dxa"/>
+            </w:tcMar>
+          </w:tcPr>
+          <w:p>
+            <w:pPr>
+              <w:spacing w:before="40" w:after="40"/>
+              <w:jc w:val="left"/>
+            </w:pPr>
+            <w:r>
+              <w:rPr>
+                <w:rFonts w:ascii="Calibri" w:hAnsi="Calibri"/>
+                <w:color w:val="2D3748"/>
+                <w:sz w:val="18"/>
+              </w:rPr>
+              <w:t>Pinned specification of all Python libraries: Flask, flask-cors, ultralytics, torch, torchvision, opencv-python, pillow, pandas, numpy, sqlalchemy, openpyxl, python-docx.</w:t>
+            </w:r>
+          </w:p>
+        </w:tc>
+      </w:tr>
+      <w:tr>
+        <w:tc>
+          <w:tcPr>
+            <w:tcW w:type="dxa" w:w="2160"/>
+            <w:shd w:fill="EDF2F7"/>
+            <w:tcMar>
+              <w:top w:w="90" w:type="dxa"/>
+              <w:bottom w:w="90" w:type="dxa"/>
+              <w:left w:w="140" w:type="dxa"/>
+              <w:right w:w="140" w:type="dxa"/>
+            </w:tcMar>
+          </w:tcPr>
+          <w:p>
+            <w:pPr>
+              <w:spacing w:before="40" w:after="40"/>
+              <w:jc w:val="left"/>
+            </w:pPr>
+            <w:r>
+              <w:rPr>
+                <w:rFonts w:ascii="Calibri" w:hAnsi="Calibri"/>
+                <w:b/>
+                <w:color w:val="2D3748"/>
+                <w:sz w:val="18"/>
+              </w:rPr>
+              <w:t>README.md</w:t>
+            </w:r>
+          </w:p>
+        </w:tc>
+        <w:tc>
+          <w:tcPr>
+            <w:tcW w:type="dxa" w:w="1728"/>
+            <w:shd w:fill="EDF2F7"/>
+            <w:tcMar>
+              <w:top w:w="90" w:type="dxa"/>
+              <w:bottom w:w="90" w:type="dxa"/>
+              <w:left w:w="140" w:type="dxa"/>
+              <w:right w:w="140" w:type="dxa"/>
+            </w:tcMar>
+          </w:tcPr>
+          <w:p>
+            <w:pPr>
+              <w:spacing w:before="40" w:after="40"/>
+              <w:jc w:val="left"/>
+            </w:pPr>
+            <w:r>
+              <w:rPr>
+                <w:rFonts w:ascii="Calibri" w:hAnsi="Calibri"/>
+                <w:color w:val="2D3748"/>
+                <w:sz w:val="18"/>
+              </w:rPr>
+              <w:t>Documentation</w:t>
+            </w:r>
+          </w:p>
+        </w:tc>
+        <w:tc>
+          <w:tcPr>
+            <w:tcW w:type="dxa" w:w="5472"/>
+            <w:shd w:fill="EDF2F7"/>
+            <w:tcMar>
+              <w:top w:w="90" w:type="dxa"/>
+              <w:bottom w:w="90" w:type="dxa"/>
+              <w:left w:w="140" w:type="dxa"/>
+              <w:right w:w="140" w:type="dxa"/>
+            </w:tcMar>
+          </w:tcPr>
+          <w:p>
+            <w:pPr>
+              <w:spacing w:before="40" w:after="40"/>
+              <w:jc w:val="left"/>
+            </w:pPr>
+            <w:r>
+              <w:rPr>
+                <w:rFonts w:ascii="Calibri" w:hAnsi="Calibri"/>
+                <w:color w:val="2D3748"/>
+                <w:sz w:val="18"/>
+              </w:rPr>
+              <w:t>Project overview, key features, hardware/software prerequisites, quick-start execution guide, and API endpoint documentation.</w:t>
+            </w:r>
+          </w:p>
+        </w:tc>
+      </w:tr>
+    </w:tbl>
+    <w:p>
+      <w:pPr>
+        <w:spacing w:after="100"/>
+      </w:pPr>
+    </w:p>
+    <w:p>
+      <w:pPr>
+        <w:pStyle w:val="Heading3"/>
+        <w:keepNext/>
+        <w:spacing w:before="160" w:after="40"/>
+      </w:pPr>
+      <w:r>
+        <w:rPr>
+          <w:rFonts w:ascii="Calibri" w:hAnsi="Calibri"/>
+          <w:b/>
+          <w:color w:val="2D3748"/>
+          <w:sz w:val="22"/>
+        </w:rPr>
+        <w:t>5.2.2 Backend Microservices &amp; Deep Learning Engine</w:t>
+      </w:r>
+    </w:p>
+    <w:tbl>
+      <w:tblPr>
+        <w:tblW w:type="auto" w:w="0"/>
+        <w:jc w:val="center"/>
+        <w:tblLayout w:type="fixed"/>
+        <w:tblLook w:firstColumn="1" w:firstRow="1" w:lastColumn="0" w:lastRow="0" w:noHBand="0" w:noVBand="1" w:val="04A0"/>
+        <w:tblBorders>
+          <w:top w:val="single" w:sz="4" w:space="0" w:color="CBD5E0"/>
+          <w:bottom w:val="single" w:sz="4" w:space="0" w:color="CBD5E0"/>
+          <w:insideH w:val="single" w:sz="4" w:space="0" w:color="CBD5E0"/>
+          <w:insideV w:val="none"/>
+          <w:left w:val="none"/>
+          <w:right w:val="none"/>
+        </w:tblBorders>
+      </w:tblPr>
+      <w:tblGrid>
+        <w:gridCol w:w="3312"/>
+        <w:gridCol w:w="3312"/>
+        <w:gridCol w:w="3312"/>
+      </w:tblGrid>
+      <w:tr>
+        <w:trPr>
+          <w:tblHeader/>
+        </w:trPr>
+        <w:tc>
+          <w:tcPr>
+            <w:tcW w:type="dxa" w:w="2304"/>
+            <w:shd w:fill="1A365D"/>
+            <w:tcMar>
+              <w:top w:w="120" w:type="dxa"/>
+              <w:bottom w:w="120" w:type="dxa"/>
+              <w:left w:w="140" w:type="dxa"/>
+              <w:right w:w="140" w:type="dxa"/>
+            </w:tcMar>
+          </w:tcPr>
+          <w:p>
+            <w:pPr>
+              <w:spacing w:before="40" w:after="40"/>
+              <w:jc w:val="left"/>
+            </w:pPr>
+            <w:r>
+              <w:rPr>
+                <w:rFonts w:ascii="Calibri" w:hAnsi="Calibri"/>
+                <w:b/>
+                <w:color w:val="FFFFFF"/>
+                <w:sz w:val="19"/>
+              </w:rPr>
+              <w:t>Directory / Subsystem</w:t>
+            </w:r>
+          </w:p>
+        </w:tc>
+        <w:tc>
+          <w:tcPr>
+            <w:tcW w:type="dxa" w:w="3168"/>
+            <w:shd w:fill="1A365D"/>
+            <w:tcMar>
+              <w:top w:w="120" w:type="dxa"/>
+              <w:bottom w:w="120" w:type="dxa"/>
+              <w:left w:w="140" w:type="dxa"/>
+              <w:right w:w="140" w:type="dxa"/>
+            </w:tcMar>
+          </w:tcPr>
+          <w:p>
+            <w:pPr>
+              <w:spacing w:before="40" w:after="40"/>
+              <w:jc w:val="left"/>
+            </w:pPr>
+            <w:r>
+              <w:rPr>
+                <w:rFonts w:ascii="Calibri" w:hAnsi="Calibri"/>
+                <w:b/>
+                <w:color w:val="FFFFFF"/>
+                <w:sz w:val="19"/>
+              </w:rPr>
+              <w:t>Primary Files</w:t>
+            </w:r>
+          </w:p>
+        </w:tc>
+        <w:tc>
+          <w:tcPr>
+            <w:tcW w:type="dxa" w:w="3888"/>
+            <w:shd w:fill="1A365D"/>
+            <w:tcMar>
+              <w:top w:w="120" w:type="dxa"/>
+              <w:bottom w:w="120" w:type="dxa"/>
+              <w:left w:w="140" w:type="dxa"/>
+              <w:right w:w="140" w:type="dxa"/>
+            </w:tcMar>
+          </w:tcPr>
+          <w:p>
+            <w:pPr>
+              <w:spacing w:before="40" w:after="40"/>
+              <w:jc w:val="left"/>
+            </w:pPr>
+            <w:r>
+              <w:rPr>
+                <w:rFonts w:ascii="Calibri" w:hAnsi="Calibri"/>
+                <w:b/>
+                <w:color w:val="FFFFFF"/>
+                <w:sz w:val="19"/>
+              </w:rPr>
+              <w:t>Role in Defect Detection Pipeline</w:t>
+            </w:r>
+          </w:p>
+        </w:tc>
+      </w:tr>
+      <w:tr>
+        <w:tc>
+          <w:tcPr>
+            <w:tcW w:type="dxa" w:w="2304"/>
+            <w:shd w:fill="FFFFFF"/>
+            <w:tcMar>
+              <w:top w:w="90" w:type="dxa"/>
+              <w:bottom w:w="90" w:type="dxa"/>
+              <w:left w:w="140" w:type="dxa"/>
+              <w:right w:w="140" w:type="dxa"/>
+            </w:tcMar>
+          </w:tcPr>
+          <w:p>
+            <w:pPr>
+              <w:spacing w:before="40" w:after="40"/>
+              <w:jc w:val="left"/>
+            </w:pPr>
+            <w:r>
+              <w:rPr>
+                <w:rFonts w:ascii="Calibri" w:hAnsi="Calibri"/>
+                <w:b/>
+                <w:color w:val="2D3748"/>
+                <w:sz w:val="18"/>
+              </w:rPr>
+              <w:t>backend/app.py</w:t>
+            </w:r>
+          </w:p>
+        </w:tc>
+        <w:tc>
+          <w:tcPr>
+            <w:tcW w:type="dxa" w:w="3168"/>
+            <w:shd w:fill="FFFFFF"/>
+            <w:tcMar>
+              <w:top w:w="90" w:type="dxa"/>
+              <w:bottom w:w="90" w:type="dxa"/>
+              <w:left w:w="140" w:type="dxa"/>
+              <w:right w:w="140" w:type="dxa"/>
+            </w:tcMar>
+          </w:tcPr>
+          <w:p>
+            <w:pPr>
+              <w:spacing w:before="40" w:after="40"/>
+              <w:jc w:val="left"/>
+            </w:pPr>
+            <w:r>
+              <w:rPr>
+                <w:rFonts w:ascii="Calibri" w:hAnsi="Calibri"/>
+                <w:color w:val="2D3748"/>
+                <w:sz w:val="18"/>
+              </w:rPr>
+              <w:t>app.py, __init__.py</w:t>
+            </w:r>
+          </w:p>
+        </w:tc>
+        <w:tc>
+          <w:tcPr>
+            <w:tcW w:type="dxa" w:w="3888"/>
+            <w:shd w:fill="FFFFFF"/>
+            <w:tcMar>
+              <w:top w:w="90" w:type="dxa"/>
+              <w:bottom w:w="90" w:type="dxa"/>
+              <w:left w:w="140" w:type="dxa"/>
+              <w:right w:w="140" w:type="dxa"/>
+            </w:tcMar>
+          </w:tcPr>
+          <w:p>
+            <w:pPr>
+              <w:spacing w:before="40" w:after="40"/>
+              <w:jc w:val="left"/>
+            </w:pPr>
+            <w:r>
+              <w:rPr>
+                <w:rFonts w:ascii="Calibri" w:hAnsi="Calibri"/>
+                <w:color w:val="2D3748"/>
+                <w:sz w:val="18"/>
+              </w:rPr>
+              <w:t>Application factory configuring CORS headers, error handlers, static asset routing, and registering all five route blueprints.</w:t>
+            </w:r>
+          </w:p>
+        </w:tc>
+      </w:tr>
+      <w:tr>
+        <w:tc>
+          <w:tcPr>
+            <w:tcW w:type="dxa" w:w="2304"/>
+            <w:shd w:fill="EDF2F7"/>
+            <w:tcMar>
+              <w:top w:w="90" w:type="dxa"/>
+              <w:bottom w:w="90" w:type="dxa"/>
+              <w:left w:w="140" w:type="dxa"/>
+              <w:right w:w="140" w:type="dxa"/>
+            </w:tcMar>
+          </w:tcPr>
+          <w:p>
+            <w:pPr>
+              <w:spacing w:before="40" w:after="40"/>
+              <w:jc w:val="left"/>
+            </w:pPr>
+            <w:r>
+              <w:rPr>
+                <w:rFonts w:ascii="Calibri" w:hAnsi="Calibri"/>
+                <w:b/>
+                <w:color w:val="2D3748"/>
+                <w:sz w:val="18"/>
+              </w:rPr>
+              <w:t>backend/detection/</w:t>
+            </w:r>
+          </w:p>
+        </w:tc>
+        <w:tc>
+          <w:tcPr>
+            <w:tcW w:type="dxa" w:w="3168"/>
+            <w:shd w:fill="EDF2F7"/>
+            <w:tcMar>
+              <w:top w:w="90" w:type="dxa"/>
+              <w:bottom w:w="90" w:type="dxa"/>
+              <w:left w:w="140" w:type="dxa"/>
+              <w:right w:w="140" w:type="dxa"/>
+            </w:tcMar>
+          </w:tcPr>
+          <w:p>
+            <w:pPr>
+              <w:spacing w:before="40" w:after="40"/>
+              <w:jc w:val="left"/>
+            </w:pPr>
+            <w:r>
+              <w:rPr>
+                <w:rFonts w:ascii="Calibri" w:hAnsi="Calibri"/>
+                <w:color w:val="2D3748"/>
+                <w:sz w:val="18"/>
+              </w:rPr>
+              <w:t>detector.py, image_detector.py, video_detector.py, camera_detector.py</w:t>
+            </w:r>
+          </w:p>
+        </w:tc>
+        <w:tc>
+          <w:tcPr>
+            <w:tcW w:type="dxa" w:w="3888"/>
+            <w:shd w:fill="EDF2F7"/>
+            <w:tcMar>
+              <w:top w:w="90" w:type="dxa"/>
+              <w:bottom w:w="90" w:type="dxa"/>
+              <w:left w:w="140" w:type="dxa"/>
+              <w:right w:w="140" w:type="dxa"/>
+            </w:tcMar>
+          </w:tcPr>
+          <w:p>
+            <w:pPr>
+              <w:spacing w:before="40" w:after="40"/>
+              <w:jc w:val="left"/>
+            </w:pPr>
+            <w:r>
+              <w:rPr>
+                <w:rFonts w:ascii="Calibri" w:hAnsi="Calibri"/>
+                <w:color w:val="2D3748"/>
+                <w:sz w:val="18"/>
+              </w:rPr>
+              <w:t>Computer vision core: singleton YOLOv8 model loader, static image bounding box renderer, sequential video frame analyzer, and multi-threaded live camera MJPEG streamer with temporal debounce logging.</w:t>
+            </w:r>
+          </w:p>
+        </w:tc>
+      </w:tr>
+      <w:tr>
+        <w:tc>
+          <w:tcPr>
+            <w:tcW w:type="dxa" w:w="2304"/>
+            <w:shd w:fill="FFFFFF"/>
+            <w:tcMar>
+              <w:top w:w="90" w:type="dxa"/>
+              <w:bottom w:w="90" w:type="dxa"/>
+              <w:left w:w="140" w:type="dxa"/>
+              <w:right w:w="140" w:type="dxa"/>
+            </w:tcMar>
+          </w:tcPr>
+          <w:p>
+            <w:pPr>
+              <w:spacing w:before="40" w:after="40"/>
+              <w:jc w:val="left"/>
+            </w:pPr>
+            <w:r>
+              <w:rPr>
+                <w:rFonts w:ascii="Calibri" w:hAnsi="Calibri"/>
+                <w:b/>
+                <w:color w:val="2D3748"/>
+                <w:sz w:val="18"/>
+              </w:rPr>
+              <w:t>backend/preprocessing/</w:t>
+            </w:r>
+          </w:p>
+        </w:tc>
+        <w:tc>
+          <w:tcPr>
+            <w:tcW w:type="dxa" w:w="3168"/>
+            <w:shd w:fill="FFFFFF"/>
+            <w:tcMar>
+              <w:top w:w="90" w:type="dxa"/>
+              <w:bottom w:w="90" w:type="dxa"/>
+              <w:left w:w="140" w:type="dxa"/>
+              <w:right w:w="140" w:type="dxa"/>
+            </w:tcMar>
+          </w:tcPr>
+          <w:p>
+            <w:pPr>
+              <w:spacing w:before="40" w:after="40"/>
+              <w:jc w:val="left"/>
+            </w:pPr>
+            <w:r>
+              <w:rPr>
+                <w:rFonts w:ascii="Calibri" w:hAnsi="Calibri"/>
+                <w:color w:val="2D3748"/>
+                <w:sz w:val="18"/>
+              </w:rPr>
+              <w:t>image_preprocessing.py, frame_preprocessing.py</w:t>
+            </w:r>
+          </w:p>
+        </w:tc>
+        <w:tc>
+          <w:tcPr>
+            <w:tcW w:type="dxa" w:w="3888"/>
+            <w:shd w:fill="FFFFFF"/>
+            <w:tcMar>
+              <w:top w:w="90" w:type="dxa"/>
+              <w:bottom w:w="90" w:type="dxa"/>
+              <w:left w:w="140" w:type="dxa"/>
+              <w:right w:w="140" w:type="dxa"/>
+            </w:tcMar>
+          </w:tcPr>
+          <w:p>
+            <w:pPr>
+              <w:spacing w:before="40" w:after="40"/>
+              <w:jc w:val="left"/>
+            </w:pPr>
+            <w:r>
+              <w:rPr>
+                <w:rFonts w:ascii="Calibri" w:hAnsi="Calibri"/>
+                <w:color w:val="2D3748"/>
+                <w:sz w:val="18"/>
+              </w:rPr>
+              <w:t>Input conditioning: letterbox resizing to 640x640, BGR-to-RGB conversion, float32 normalization [0, 1], and contrast optimization.</w:t>
+            </w:r>
+          </w:p>
+        </w:tc>
+      </w:tr>
+      <w:tr>
+        <w:tc>
+          <w:tcPr>
+            <w:tcW w:type="dxa" w:w="2304"/>
+            <w:shd w:fill="EDF2F7"/>
+            <w:tcMar>
+              <w:top w:w="90" w:type="dxa"/>
+              <w:bottom w:w="90" w:type="dxa"/>
+              <w:left w:w="140" w:type="dxa"/>
+              <w:right w:w="140" w:type="dxa"/>
+            </w:tcMar>
+          </w:tcPr>
+          <w:p>
+            <w:pPr>
+              <w:spacing w:before="40" w:after="40"/>
+              <w:jc w:val="left"/>
+            </w:pPr>
+            <w:r>
+              <w:rPr>
+                <w:rFonts w:ascii="Calibri" w:hAnsi="Calibri"/>
+                <w:b/>
+                <w:color w:val="2D3748"/>
+                <w:sz w:val="18"/>
+              </w:rPr>
+              <w:t>backend/routes/</w:t>
+            </w:r>
+          </w:p>
+        </w:tc>
+        <w:tc>
+          <w:tcPr>
+            <w:tcW w:type="dxa" w:w="3168"/>
+            <w:shd w:fill="EDF2F7"/>
+            <w:tcMar>
+              <w:top w:w="90" w:type="dxa"/>
+              <w:bottom w:w="90" w:type="dxa"/>
+              <w:left w:w="140" w:type="dxa"/>
+              <w:right w:w="140" w:type="dxa"/>
+            </w:tcMar>
+          </w:tcPr>
+          <w:p>
+            <w:pPr>
+              <w:spacing w:before="40" w:after="40"/>
+              <w:jc w:val="left"/>
+            </w:pPr>
+            <w:r>
+              <w:rPr>
+                <w:rFonts w:ascii="Calibri" w:hAnsi="Calibri"/>
+                <w:color w:val="2D3748"/>
+                <w:sz w:val="18"/>
+              </w:rPr>
+              <w:t>image_routes.py, video_routes.py, camera_routes.py, dashboard_routes.py, history_routes.py</w:t>
+            </w:r>
+          </w:p>
+        </w:tc>
+        <w:tc>
+          <w:tcPr>
+            <w:tcW w:type="dxa" w:w="3888"/>
+            <w:shd w:fill="EDF2F7"/>
+            <w:tcMar>
+              <w:top w:w="90" w:type="dxa"/>
+              <w:bottom w:w="90" w:type="dxa"/>
+              <w:left w:w="140" w:type="dxa"/>
+              <w:right w:w="140" w:type="dxa"/>
+            </w:tcMar>
+          </w:tcPr>
+          <w:p>
+            <w:pPr>
+              <w:spacing w:before="40" w:after="40"/>
+              <w:jc w:val="left"/>
+            </w:pPr>
+            <w:r>
+              <w:rPr>
+                <w:rFonts w:ascii="Calibri" w:hAnsi="Calibri"/>
+                <w:color w:val="2D3748"/>
+                <w:sz w:val="18"/>
+              </w:rPr>
+              <w:t>REST API endpoints handling image/video uploads, MJPEG streaming, telemetry metrics, and database audit log querying.</w:t>
+            </w:r>
+          </w:p>
+        </w:tc>
+      </w:tr>
+      <w:tr>
+        <w:tc>
+          <w:tcPr>
+            <w:tcW w:type="dxa" w:w="2304"/>
+            <w:shd w:fill="FFFFFF"/>
+            <w:tcMar>
+              <w:top w:w="90" w:type="dxa"/>
+              <w:bottom w:w="90" w:type="dxa"/>
+              <w:left w:w="140" w:type="dxa"/>
+              <w:right w:w="140" w:type="dxa"/>
+            </w:tcMar>
+          </w:tcPr>
+          <w:p>
+            <w:pPr>
+              <w:spacing w:before="40" w:after="40"/>
+              <w:jc w:val="left"/>
+            </w:pPr>
+            <w:r>
+              <w:rPr>
+                <w:rFonts w:ascii="Calibri" w:hAnsi="Calibri"/>
+                <w:b/>
+                <w:color w:val="2D3748"/>
+                <w:sz w:val="18"/>
+              </w:rPr>
+              <w:t>backend/database/</w:t>
+            </w:r>
+          </w:p>
+        </w:tc>
+        <w:tc>
+          <w:tcPr>
+            <w:tcW w:type="dxa" w:w="3168"/>
+            <w:shd w:fill="FFFFFF"/>
+            <w:tcMar>
+              <w:top w:w="90" w:type="dxa"/>
+              <w:bottom w:w="90" w:type="dxa"/>
+              <w:left w:w="140" w:type="dxa"/>
+              <w:right w:w="140" w:type="dxa"/>
+            </w:tcMar>
+          </w:tcPr>
+          <w:p>
+            <w:pPr>
+              <w:spacing w:before="40" w:after="40"/>
+              <w:jc w:val="left"/>
+            </w:pPr>
+            <w:r>
+              <w:rPr>
+                <w:rFonts w:ascii="Calibri" w:hAnsi="Calibri"/>
+                <w:color w:val="2D3748"/>
+                <w:sz w:val="18"/>
+              </w:rPr>
+              <w:t>db_handler.py</w:t>
+            </w:r>
+          </w:p>
+        </w:tc>
+        <w:tc>
+          <w:tcPr>
+            <w:tcW w:type="dxa" w:w="3888"/>
+            <w:shd w:fill="FFFFFF"/>
+            <w:tcMar>
+              <w:top w:w="90" w:type="dxa"/>
+              <w:bottom w:w="90" w:type="dxa"/>
+              <w:left w:w="140" w:type="dxa"/>
+              <w:right w:w="140" w:type="dxa"/>
+            </w:tcMar>
+          </w:tcPr>
+          <w:p>
+            <w:pPr>
+              <w:spacing w:before="40" w:after="40"/>
+              <w:jc w:val="left"/>
+            </w:pPr>
+            <w:r>
+              <w:rPr>
+                <w:rFonts w:ascii="Calibri" w:hAnsi="Calibri"/>
+                <w:color w:val="2D3748"/>
+                <w:sz w:val="18"/>
+              </w:rPr>
+              <w:t>SQLAlchemy ORM models (Inspection, DefectLog) managing zero-config SQLite persistence, session scoping, and defect transaction logging.</w:t>
+            </w:r>
+          </w:p>
+        </w:tc>
+      </w:tr>
+      <w:tr>
+        <w:tc>
+          <w:tcPr>
+            <w:tcW w:type="dxa" w:w="2304"/>
+            <w:shd w:fill="EDF2F7"/>
+            <w:tcMar>
+              <w:top w:w="90" w:type="dxa"/>
+              <w:bottom w:w="90" w:type="dxa"/>
+              <w:left w:w="140" w:type="dxa"/>
+              <w:right w:w="140" w:type="dxa"/>
+            </w:tcMar>
+          </w:tcPr>
+          <w:p>
+            <w:pPr>
+              <w:spacing w:before="40" w:after="40"/>
+              <w:jc w:val="left"/>
+            </w:pPr>
+            <w:r>
+              <w:rPr>
+                <w:rFonts w:ascii="Calibri" w:hAnsi="Calibri"/>
+                <w:b/>
+                <w:color w:val="2D3748"/>
+                <w:sz w:val="18"/>
+              </w:rPr>
+              <w:t>backend/dataset/</w:t>
+            </w:r>
+          </w:p>
+        </w:tc>
+        <w:tc>
+          <w:tcPr>
+            <w:tcW w:type="dxa" w:w="3168"/>
+            <w:shd w:fill="EDF2F7"/>
+            <w:tcMar>
+              <w:top w:w="90" w:type="dxa"/>
+              <w:bottom w:w="90" w:type="dxa"/>
+              <w:left w:w="140" w:type="dxa"/>
+              <w:right w:w="140" w:type="dxa"/>
+            </w:tcMar>
+          </w:tcPr>
+          <w:p>
+            <w:pPr>
+              <w:spacing w:before="40" w:after="40"/>
+              <w:jc w:val="left"/>
+            </w:pPr>
+            <w:r>
+              <w:rPr>
+                <w:rFonts w:ascii="Calibri" w:hAnsi="Calibri"/>
+                <w:color w:val="2D3748"/>
+                <w:sz w:val="18"/>
+              </w:rPr>
+              <w:t>data.yaml, train/ (images, labels), val/ (images, labels)</w:t>
+            </w:r>
+          </w:p>
+        </w:tc>
+        <w:tc>
+          <w:tcPr>
+            <w:tcW w:type="dxa" w:w="3888"/>
+            <w:shd w:fill="EDF2F7"/>
+            <w:tcMar>
+              <w:top w:w="90" w:type="dxa"/>
+              <w:bottom w:w="90" w:type="dxa"/>
+              <w:left w:w="140" w:type="dxa"/>
+              <w:right w:w="140" w:type="dxa"/>
+            </w:tcMar>
+          </w:tcPr>
+          <w:p>
+            <w:pPr>
+              <w:spacing w:before="40" w:after="40"/>
+              <w:jc w:val="left"/>
+            </w:pPr>
+            <w:r>
+              <w:rPr>
+                <w:rFonts w:ascii="Calibri" w:hAnsi="Calibri"/>
+                <w:color w:val="2D3748"/>
+                <w:sz w:val="18"/>
+              </w:rPr>
+              <w:t>YOLO formatted 7-class dataset containing raw image frames and normalized bounding box label annotations for training and validation.</w:t>
+            </w:r>
+          </w:p>
+        </w:tc>
+      </w:tr>
+      <w:tr>
+        <w:tc>
+          <w:tcPr>
+            <w:tcW w:type="dxa" w:w="2304"/>
+            <w:shd w:fill="FFFFFF"/>
+            <w:tcMar>
+              <w:top w:w="90" w:type="dxa"/>
+              <w:bottom w:w="90" w:type="dxa"/>
+              <w:left w:w="140" w:type="dxa"/>
+              <w:right w:w="140" w:type="dxa"/>
+            </w:tcMar>
+          </w:tcPr>
+          <w:p>
+            <w:pPr>
+              <w:spacing w:before="40" w:after="40"/>
+              <w:jc w:val="left"/>
+            </w:pPr>
+            <w:r>
+              <w:rPr>
+                <w:rFonts w:ascii="Calibri" w:hAnsi="Calibri"/>
+                <w:b/>
+                <w:color w:val="2D3748"/>
+                <w:sz w:val="18"/>
+              </w:rPr>
+              <w:t>backend/models/</w:t>
+            </w:r>
+          </w:p>
+        </w:tc>
+        <w:tc>
+          <w:tcPr>
+            <w:tcW w:type="dxa" w:w="3168"/>
+            <w:shd w:fill="FFFFFF"/>
+            <w:tcMar>
+              <w:top w:w="90" w:type="dxa"/>
+              <w:bottom w:w="90" w:type="dxa"/>
+              <w:left w:w="140" w:type="dxa"/>
+              <w:right w:w="140" w:type="dxa"/>
+            </w:tcMar>
+          </w:tcPr>
+          <w:p>
+            <w:pPr>
+              <w:spacing w:before="40" w:after="40"/>
+              <w:jc w:val="left"/>
+            </w:pPr>
+            <w:r>
+              <w:rPr>
+                <w:rFonts w:ascii="Calibri" w:hAnsi="Calibri"/>
+                <w:color w:val="2D3748"/>
+                <w:sz w:val="18"/>
+              </w:rPr>
+              <w:t>pretrained/yolo_base.pt, trained/best.pt, last.pt, exports/</w:t>
+            </w:r>
+          </w:p>
+        </w:tc>
+        <w:tc>
+          <w:tcPr>
+            <w:tcW w:type="dxa" w:w="3888"/>
+            <w:shd w:fill="FFFFFF"/>
+            <w:tcMar>
+              <w:top w:w="90" w:type="dxa"/>
+              <w:bottom w:w="90" w:type="dxa"/>
+              <w:left w:w="140" w:type="dxa"/>
+              <w:right w:w="140" w:type="dxa"/>
+            </w:tcMar>
+          </w:tcPr>
+          <w:p>
+            <w:pPr>
+              <w:spacing w:before="40" w:after="40"/>
+              <w:jc w:val="left"/>
+            </w:pPr>
+            <w:r>
+              <w:rPr>
+                <w:rFonts w:ascii="Calibri" w:hAnsi="Calibri"/>
+                <w:color w:val="2D3748"/>
+                <w:sz w:val="18"/>
+              </w:rPr>
+              <w:t>Deep learning model checkpoints: baseline pretrained weights, fine-tuned weights (best.pt), and deployment export targets.</w:t>
+            </w:r>
+          </w:p>
+        </w:tc>
+      </w:tr>
+      <w:tr>
+        <w:tc>
+          <w:tcPr>
+            <w:tcW w:type="dxa" w:w="2304"/>
+            <w:shd w:fill="EDF2F7"/>
+            <w:tcMar>
+              <w:top w:w="90" w:type="dxa"/>
+              <w:bottom w:w="90" w:type="dxa"/>
+              <w:left w:w="140" w:type="dxa"/>
+              <w:right w:w="140" w:type="dxa"/>
+            </w:tcMar>
+          </w:tcPr>
+          <w:p>
+            <w:pPr>
+              <w:spacing w:before="40" w:after="40"/>
+              <w:jc w:val="left"/>
+            </w:pPr>
+            <w:r>
+              <w:rPr>
+                <w:rFonts w:ascii="Calibri" w:hAnsi="Calibri"/>
+                <w:b/>
+                <w:color w:val="2D3748"/>
+                <w:sz w:val="18"/>
+              </w:rPr>
+              <w:t>backend/training/</w:t>
+            </w:r>
+          </w:p>
+        </w:tc>
+        <w:tc>
+          <w:tcPr>
+            <w:tcW w:type="dxa" w:w="3168"/>
+            <w:shd w:fill="EDF2F7"/>
+            <w:tcMar>
+              <w:top w:w="90" w:type="dxa"/>
+              <w:bottom w:w="90" w:type="dxa"/>
+              <w:left w:w="140" w:type="dxa"/>
+              <w:right w:w="140" w:type="dxa"/>
+            </w:tcMar>
+          </w:tcPr>
+          <w:p>
+            <w:pPr>
+              <w:spacing w:before="40" w:after="40"/>
+              <w:jc w:val="left"/>
+            </w:pPr>
+            <w:r>
+              <w:rPr>
+                <w:rFonts w:ascii="Calibri" w:hAnsi="Calibri"/>
+                <w:color w:val="2D3748"/>
+                <w:sz w:val="18"/>
+              </w:rPr>
+              <w:t>train.py, validate.py, evaluate.py, test.py, confusion_matrix.py, generate_starter_dataset.py</w:t>
+            </w:r>
+          </w:p>
+        </w:tc>
+        <w:tc>
+          <w:tcPr>
+            <w:tcW w:type="dxa" w:w="3888"/>
+            <w:shd w:fill="EDF2F7"/>
+            <w:tcMar>
+              <w:top w:w="90" w:type="dxa"/>
+              <w:bottom w:w="90" w:type="dxa"/>
+              <w:left w:w="140" w:type="dxa"/>
+              <w:right w:w="140" w:type="dxa"/>
+            </w:tcMar>
+          </w:tcPr>
+          <w:p>
+            <w:pPr>
+              <w:spacing w:before="40" w:after="40"/>
+              <w:jc w:val="left"/>
+            </w:pPr>
+            <w:r>
+              <w:rPr>
+                <w:rFonts w:ascii="Calibri" w:hAnsi="Calibri"/>
+                <w:color w:val="2D3748"/>
+                <w:sz w:val="18"/>
+              </w:rPr>
+              <w:t>Training and validation harnesses: hyperparameter execution, mAP/Precision/Recall calculation, confusion matrix generation, and loss curve plotting.</w:t>
+            </w:r>
+          </w:p>
+        </w:tc>
+      </w:tr>
+      <w:tr>
+        <w:tc>
+          <w:tcPr>
+            <w:tcW w:type="dxa" w:w="2304"/>
+            <w:shd w:fill="FFFFFF"/>
+            <w:tcMar>
+              <w:top w:w="90" w:type="dxa"/>
+              <w:bottom w:w="90" w:type="dxa"/>
+              <w:left w:w="140" w:type="dxa"/>
+              <w:right w:w="140" w:type="dxa"/>
+            </w:tcMar>
+          </w:tcPr>
+          <w:p>
+            <w:pPr>
+              <w:spacing w:before="40" w:after="40"/>
+              <w:jc w:val="left"/>
+            </w:pPr>
+            <w:r>
+              <w:rPr>
+                <w:rFonts w:ascii="Calibri" w:hAnsi="Calibri"/>
+                <w:b/>
+                <w:color w:val="2D3748"/>
+                <w:sz w:val="18"/>
+              </w:rPr>
+              <w:t>backend/notebooks/</w:t>
+            </w:r>
+          </w:p>
+        </w:tc>
+        <w:tc>
+          <w:tcPr>
+            <w:tcW w:type="dxa" w:w="3168"/>
+            <w:shd w:fill="FFFFFF"/>
+            <w:tcMar>
+              <w:top w:w="90" w:type="dxa"/>
+              <w:bottom w:w="90" w:type="dxa"/>
+              <w:left w:w="140" w:type="dxa"/>
+              <w:right w:w="140" w:type="dxa"/>
+            </w:tcMar>
+          </w:tcPr>
+          <w:p>
+            <w:pPr>
+              <w:spacing w:before="40" w:after="40"/>
+              <w:jc w:val="left"/>
+            </w:pPr>
+            <w:r>
+              <w:rPr>
+                <w:rFonts w:ascii="Calibri" w:hAnsi="Calibri"/>
+                <w:color w:val="2D3748"/>
+                <w:sz w:val="18"/>
+              </w:rPr>
+              <w:t>01_analysis to 05_live_testing.ipynb</w:t>
+            </w:r>
+          </w:p>
+        </w:tc>
+        <w:tc>
+          <w:tcPr>
+            <w:tcW w:type="dxa" w:w="3888"/>
+            <w:shd w:fill="FFFFFF"/>
+            <w:tcMar>
+              <w:top w:w="90" w:type="dxa"/>
+              <w:bottom w:w="90" w:type="dxa"/>
+              <w:left w:w="140" w:type="dxa"/>
+              <w:right w:w="140" w:type="dxa"/>
+            </w:tcMar>
+          </w:tcPr>
+          <w:p>
+            <w:pPr>
+              <w:spacing w:before="40" w:after="40"/>
+              <w:jc w:val="left"/>
+            </w:pPr>
+            <w:r>
+              <w:rPr>
+                <w:rFonts w:ascii="Calibri" w:hAnsi="Calibri"/>
+                <w:color w:val="2D3748"/>
+                <w:sz w:val="18"/>
+              </w:rPr>
+              <w:t>Jupyter research notebooks for exploratory data analysis, augmentations, training experiments, model evaluation, and webcam diagnostics.</w:t>
+            </w:r>
+          </w:p>
+        </w:tc>
+      </w:tr>
+      <w:tr>
+        <w:tc>
+          <w:tcPr>
+            <w:tcW w:type="dxa" w:w="2304"/>
+            <w:shd w:fill="EDF2F7"/>
+            <w:tcMar>
+              <w:top w:w="90" w:type="dxa"/>
+              <w:bottom w:w="90" w:type="dxa"/>
+              <w:left w:w="140" w:type="dxa"/>
+              <w:right w:w="140" w:type="dxa"/>
+            </w:tcMar>
+          </w:tcPr>
+          <w:p>
+            <w:pPr>
+              <w:spacing w:before="40" w:after="40"/>
+              <w:jc w:val="left"/>
+            </w:pPr>
+            <w:r>
+              <w:rPr>
+                <w:rFonts w:ascii="Calibri" w:hAnsi="Calibri"/>
+                <w:b/>
+                <w:color w:val="2D3748"/>
+                <w:sz w:val="18"/>
+              </w:rPr>
+              <w:t>backend/tests/</w:t>
+            </w:r>
+          </w:p>
+        </w:tc>
+        <w:tc>
+          <w:tcPr>
+            <w:tcW w:type="dxa" w:w="3168"/>
+            <w:shd w:fill="EDF2F7"/>
+            <w:tcMar>
+              <w:top w:w="90" w:type="dxa"/>
+              <w:bottom w:w="90" w:type="dxa"/>
+              <w:left w:w="140" w:type="dxa"/>
+              <w:right w:w="140" w:type="dxa"/>
+            </w:tcMar>
+          </w:tcPr>
+          <w:p>
+            <w:pPr>
+              <w:spacing w:before="40" w:after="40"/>
+              <w:jc w:val="left"/>
+            </w:pPr>
+            <w:r>
+              <w:rPr>
+                <w:rFonts w:ascii="Calibri" w:hAnsi="Calibri"/>
+                <w:color w:val="2D3748"/>
+                <w:sz w:val="18"/>
+              </w:rPr>
+              <w:t>test_detector.py, test_image.py, test_video.py, test_camera.py, test_database.py, test_api_e2e.py, check_webcam.py</w:t>
+            </w:r>
+          </w:p>
+        </w:tc>
+        <w:tc>
+          <w:tcPr>
+            <w:tcW w:type="dxa" w:w="3888"/>
+            <w:shd w:fill="EDF2F7"/>
+            <w:tcMar>
+              <w:top w:w="90" w:type="dxa"/>
+              <w:bottom w:w="90" w:type="dxa"/>
+              <w:left w:w="140" w:type="dxa"/>
+              <w:right w:w="140" w:type="dxa"/>
+            </w:tcMar>
+          </w:tcPr>
+          <w:p>
+            <w:pPr>
+              <w:spacing w:before="40" w:after="40"/>
+              <w:jc w:val="left"/>
+            </w:pPr>
+            <w:r>
+              <w:rPr>
+                <w:rFonts w:ascii="Calibri" w:hAnsi="Calibri"/>
+                <w:color w:val="2D3748"/>
+                <w:sz w:val="18"/>
+              </w:rPr>
+              <w:t>Automated test suite verifying model inference, API endpoints, camera hardware capture, database transactions, and end-to-end reliability.</w:t>
+            </w:r>
+          </w:p>
+        </w:tc>
+      </w:tr>
+      <w:tr>
+        <w:tc>
+          <w:tcPr>
+            <w:tcW w:type="dxa" w:w="2304"/>
+            <w:shd w:fill="FFFFFF"/>
+            <w:tcMar>
+              <w:top w:w="90" w:type="dxa"/>
+              <w:bottom w:w="90" w:type="dxa"/>
+              <w:left w:w="140" w:type="dxa"/>
+              <w:right w:w="140" w:type="dxa"/>
+            </w:tcMar>
+          </w:tcPr>
+          <w:p>
+            <w:pPr>
+              <w:spacing w:before="40" w:after="40"/>
+              <w:jc w:val="left"/>
+            </w:pPr>
+            <w:r>
+              <w:rPr>
+                <w:rFonts w:ascii="Calibri" w:hAnsi="Calibri"/>
+                <w:b/>
+                <w:color w:val="2D3748"/>
+                <w:sz w:val="18"/>
+              </w:rPr>
+              <w:t>backend/utils/</w:t>
+            </w:r>
+          </w:p>
+        </w:tc>
+        <w:tc>
+          <w:tcPr>
+            <w:tcW w:type="dxa" w:w="3168"/>
+            <w:shd w:fill="FFFFFF"/>
+            <w:tcMar>
+              <w:top w:w="90" w:type="dxa"/>
+              <w:bottom w:w="90" w:type="dxa"/>
+              <w:left w:w="140" w:type="dxa"/>
+              <w:right w:w="140" w:type="dxa"/>
+            </w:tcMar>
+          </w:tcPr>
+          <w:p>
+            <w:pPr>
+              <w:spacing w:before="40" w:after="40"/>
+              <w:jc w:val="left"/>
+            </w:pPr>
+            <w:r>
+              <w:rPr>
+                <w:rFonts w:ascii="Calibri" w:hAnsi="Calibri"/>
+                <w:color w:val="2D3748"/>
+                <w:sz w:val="18"/>
+              </w:rPr>
+              <w:t>file_handler.py, logger.py, response.py</w:t>
+            </w:r>
+          </w:p>
+        </w:tc>
+        <w:tc>
+          <w:tcPr>
+            <w:tcW w:type="dxa" w:w="3888"/>
+            <w:shd w:fill="FFFFFF"/>
+            <w:tcMar>
+              <w:top w:w="90" w:type="dxa"/>
+              <w:bottom w:w="90" w:type="dxa"/>
+              <w:left w:w="140" w:type="dxa"/>
+              <w:right w:w="140" w:type="dxa"/>
+            </w:tcMar>
+          </w:tcPr>
+          <w:p>
+            <w:pPr>
+              <w:spacing w:before="40" w:after="40"/>
+              <w:jc w:val="left"/>
+            </w:pPr>
+            <w:r>
+              <w:rPr>
+                <w:rFonts w:ascii="Calibri" w:hAnsi="Calibri"/>
+                <w:color w:val="2D3748"/>
+                <w:sz w:val="18"/>
+              </w:rPr>
+              <w:t>Shared utilities for secure filename handling, file validation, color-coded logging, and standardized REST API JSON responses.</w:t>
+            </w:r>
+          </w:p>
+        </w:tc>
+      </w:tr>
+      <w:tr>
+        <w:tc>
+          <w:tcPr>
+            <w:tcW w:type="dxa" w:w="2304"/>
+            <w:shd w:fill="EDF2F7"/>
+            <w:tcMar>
+              <w:top w:w="90" w:type="dxa"/>
+              <w:bottom w:w="90" w:type="dxa"/>
+              <w:left w:w="140" w:type="dxa"/>
+              <w:right w:w="140" w:type="dxa"/>
+            </w:tcMar>
+          </w:tcPr>
+          <w:p>
+            <w:pPr>
+              <w:spacing w:before="40" w:after="40"/>
+              <w:jc w:val="left"/>
+            </w:pPr>
+            <w:r>
+              <w:rPr>
+                <w:rFonts w:ascii="Calibri" w:hAnsi="Calibri"/>
+                <w:b/>
+                <w:color w:val="2D3748"/>
+                <w:sz w:val="18"/>
+              </w:rPr>
+              <w:t>backend/storage/</w:t>
+            </w:r>
+          </w:p>
+        </w:tc>
+        <w:tc>
+          <w:tcPr>
+            <w:tcW w:type="dxa" w:w="3168"/>
+            <w:shd w:fill="EDF2F7"/>
+            <w:tcMar>
+              <w:top w:w="90" w:type="dxa"/>
+              <w:bottom w:w="90" w:type="dxa"/>
+              <w:left w:w="140" w:type="dxa"/>
+              <w:right w:w="140" w:type="dxa"/>
+            </w:tcMar>
+          </w:tcPr>
+          <w:p>
+            <w:pPr>
+              <w:spacing w:before="40" w:after="40"/>
+              <w:jc w:val="left"/>
+            </w:pPr>
+            <w:r>
+              <w:rPr>
+                <w:rFonts w:ascii="Calibri" w:hAnsi="Calibri"/>
+                <w:color w:val="2D3748"/>
+                <w:sz w:val="18"/>
+              </w:rPr>
+              <w:t>uploads/, results/, snapshots/</w:t>
+            </w:r>
+          </w:p>
+        </w:tc>
+        <w:tc>
+          <w:tcPr>
+            <w:tcW w:type="dxa" w:w="3888"/>
+            <w:shd w:fill="EDF2F7"/>
+            <w:tcMar>
+              <w:top w:w="90" w:type="dxa"/>
+              <w:bottom w:w="90" w:type="dxa"/>
+              <w:left w:w="140" w:type="dxa"/>
+              <w:right w:w="140" w:type="dxa"/>
+            </w:tcMar>
+          </w:tcPr>
+          <w:p>
+            <w:pPr>
+              <w:spacing w:before="40" w:after="40"/>
+              <w:jc w:val="left"/>
+            </w:pPr>
+            <w:r>
+              <w:rPr>
+                <w:rFonts w:ascii="Calibri" w:hAnsi="Calibri"/>
+                <w:color w:val="2D3748"/>
+                <w:sz w:val="18"/>
+              </w:rPr>
+              <w:t>Local storage cache for incoming uploaded files, processed/annotated output media, and live snapshot captures.</w:t>
+            </w:r>
+          </w:p>
+        </w:tc>
+      </w:tr>
+    </w:tbl>
+    <w:p>
+      <w:pPr>
+        <w:spacing w:after="100"/>
+      </w:pPr>
+    </w:p>
+    <w:p>
+      <w:pPr>
+        <w:pStyle w:val="Heading3"/>
+        <w:keepNext/>
+        <w:spacing w:before="160" w:after="40"/>
+      </w:pPr>
+      <w:r>
+        <w:rPr>
+          <w:rFonts w:ascii="Calibri" w:hAnsi="Calibri"/>
+          <w:b/>
+          <w:color w:val="2D3748"/>
+          <w:sz w:val="22"/>
+        </w:rPr>
+        <w:t>5.2.3 Frontend Web Application &amp; Client Controllers</w:t>
+      </w:r>
+    </w:p>
+    <w:tbl>
+      <w:tblPr>
+        <w:tblW w:type="auto" w:w="0"/>
+        <w:jc w:val="center"/>
+        <w:tblLayout w:type="fixed"/>
+        <w:tblLook w:firstColumn="1" w:firstRow="1" w:lastColumn="0" w:lastRow="0" w:noHBand="0" w:noVBand="1" w:val="04A0"/>
+        <w:tblBorders>
+          <w:top w:val="single" w:sz="4" w:space="0" w:color="CBD5E0"/>
+          <w:bottom w:val="single" w:sz="4" w:space="0" w:color="CBD5E0"/>
+          <w:insideH w:val="single" w:sz="4" w:space="0" w:color="CBD5E0"/>
+          <w:insideV w:val="none"/>
+          <w:left w:val="none"/>
+          <w:right w:val="none"/>
+        </w:tblBorders>
+      </w:tblPr>
+      <w:tblGrid>
+        <w:gridCol w:w="3312"/>
+        <w:gridCol w:w="3312"/>
+        <w:gridCol w:w="3312"/>
+      </w:tblGrid>
+      <w:tr>
+        <w:trPr>
+          <w:tblHeader/>
+        </w:trPr>
+        <w:tc>
+          <w:tcPr>
+            <w:tcW w:type="dxa" w:w="2160"/>
+            <w:shd w:fill="1A365D"/>
+            <w:tcMar>
+              <w:top w:w="120" w:type="dxa"/>
+              <w:bottom w:w="120" w:type="dxa"/>
+              <w:left w:w="140" w:type="dxa"/>
+              <w:right w:w="140" w:type="dxa"/>
+            </w:tcMar>
+          </w:tcPr>
+          <w:p>
+            <w:pPr>
+              <w:spacing w:before="40" w:after="40"/>
+              <w:jc w:val="left"/>
+            </w:pPr>
+            <w:r>
+              <w:rPr>
+                <w:rFonts w:ascii="Calibri" w:hAnsi="Calibri"/>
+                <w:b/>
+                <w:color w:val="FFFFFF"/>
+                <w:sz w:val="19"/>
+              </w:rPr>
+              <w:t>Module Area</w:t>
+            </w:r>
+          </w:p>
+        </w:tc>
+        <w:tc>
+          <w:tcPr>
+            <w:tcW w:type="dxa" w:w="3168"/>
+            <w:shd w:fill="1A365D"/>
+            <w:tcMar>
+              <w:top w:w="120" w:type="dxa"/>
+              <w:bottom w:w="120" w:type="dxa"/>
+              <w:left w:w="140" w:type="dxa"/>
+              <w:right w:w="140" w:type="dxa"/>
+            </w:tcMar>
+          </w:tcPr>
+          <w:p>
+            <w:pPr>
+              <w:spacing w:before="40" w:after="40"/>
+              <w:jc w:val="left"/>
+            </w:pPr>
+            <w:r>
+              <w:rPr>
+                <w:rFonts w:ascii="Calibri" w:hAnsi="Calibri"/>
+                <w:b/>
+                <w:color w:val="FFFFFF"/>
+                <w:sz w:val="19"/>
+              </w:rPr>
+              <w:t>Files Included</w:t>
+            </w:r>
+          </w:p>
+        </w:tc>
+        <w:tc>
+          <w:tcPr>
+            <w:tcW w:type="dxa" w:w="4032"/>
+            <w:shd w:fill="1A365D"/>
+            <w:tcMar>
+              <w:top w:w="120" w:type="dxa"/>
+              <w:bottom w:w="120" w:type="dxa"/>
+              <w:left w:w="140" w:type="dxa"/>
+              <w:right w:w="140" w:type="dxa"/>
+            </w:tcMar>
+          </w:tcPr>
+          <w:p>
+            <w:pPr>
+              <w:spacing w:before="40" w:after="40"/>
+              <w:jc w:val="left"/>
+            </w:pPr>
+            <w:r>
+              <w:rPr>
+                <w:rFonts w:ascii="Calibri" w:hAnsi="Calibri"/>
+                <w:b/>
+                <w:color w:val="FFFFFF"/>
+                <w:sz w:val="19"/>
+              </w:rPr>
+              <w:t>User Interface Functionality</w:t>
+            </w:r>
+          </w:p>
+        </w:tc>
+      </w:tr>
+      <w:tr>
+        <w:tc>
+          <w:tcPr>
+            <w:tcW w:type="dxa" w:w="2160"/>
+            <w:shd w:fill="FFFFFF"/>
+            <w:tcMar>
+              <w:top w:w="90" w:type="dxa"/>
+              <w:bottom w:w="90" w:type="dxa"/>
+              <w:left w:w="140" w:type="dxa"/>
+              <w:right w:w="140" w:type="dxa"/>
+            </w:tcMar>
+          </w:tcPr>
+          <w:p>
+            <w:pPr>
+              <w:spacing w:before="40" w:after="40"/>
+              <w:jc w:val="left"/>
+            </w:pPr>
+            <w:r>
+              <w:rPr>
+                <w:rFonts w:ascii="Calibri" w:hAnsi="Calibri"/>
+                <w:b/>
+                <w:color w:val="2D3748"/>
+                <w:sz w:val="18"/>
+              </w:rPr>
+              <w:t>frontend/index.html</w:t>
+            </w:r>
+          </w:p>
+        </w:tc>
+        <w:tc>
+          <w:tcPr>
+            <w:tcW w:type="dxa" w:w="3168"/>
+            <w:shd w:fill="FFFFFF"/>
+            <w:tcMar>
+              <w:top w:w="90" w:type="dxa"/>
+              <w:bottom w:w="90" w:type="dxa"/>
+              <w:left w:w="140" w:type="dxa"/>
+              <w:right w:w="140" w:type="dxa"/>
+            </w:tcMar>
+          </w:tcPr>
+          <w:p>
+            <w:pPr>
+              <w:spacing w:before="40" w:after="40"/>
+              <w:jc w:val="left"/>
+            </w:pPr>
+            <w:r>
+              <w:rPr>
+                <w:rFonts w:ascii="Calibri" w:hAnsi="Calibri"/>
+                <w:color w:val="2D3748"/>
+                <w:sz w:val="18"/>
+              </w:rPr>
+              <w:t>index.html</w:t>
+            </w:r>
+          </w:p>
+        </w:tc>
+        <w:tc>
+          <w:tcPr>
+            <w:tcW w:type="dxa" w:w="4032"/>
+            <w:shd w:fill="FFFFFF"/>
+            <w:tcMar>
+              <w:top w:w="90" w:type="dxa"/>
+              <w:bottom w:w="90" w:type="dxa"/>
+              <w:left w:w="140" w:type="dxa"/>
+              <w:right w:w="140" w:type="dxa"/>
+            </w:tcMar>
+          </w:tcPr>
+          <w:p>
+            <w:pPr>
+              <w:spacing w:before="40" w:after="40"/>
+              <w:jc w:val="left"/>
+            </w:pPr>
+            <w:r>
+              <w:rPr>
+                <w:rFonts w:ascii="Calibri" w:hAnsi="Calibri"/>
+                <w:color w:val="2D3748"/>
+                <w:sz w:val="18"/>
+              </w:rPr>
+              <w:t>Main landing portal and navigation center providing quick access to all inspection modes and system status.</w:t>
+            </w:r>
+          </w:p>
+        </w:tc>
+      </w:tr>
+      <w:tr>
+        <w:tc>
+          <w:tcPr>
+            <w:tcW w:type="dxa" w:w="2160"/>
+            <w:shd w:fill="EDF2F7"/>
+            <w:tcMar>
+              <w:top w:w="90" w:type="dxa"/>
+              <w:bottom w:w="90" w:type="dxa"/>
+              <w:left w:w="140" w:type="dxa"/>
+              <w:right w:w="140" w:type="dxa"/>
+            </w:tcMar>
+          </w:tcPr>
+          <w:p>
+            <w:pPr>
+              <w:spacing w:before="40" w:after="40"/>
+              <w:jc w:val="left"/>
+            </w:pPr>
+            <w:r>
+              <w:rPr>
+                <w:rFonts w:ascii="Calibri" w:hAnsi="Calibri"/>
+                <w:b/>
+                <w:color w:val="2D3748"/>
+                <w:sz w:val="18"/>
+              </w:rPr>
+              <w:t>frontend/pages/</w:t>
+            </w:r>
+          </w:p>
+        </w:tc>
+        <w:tc>
+          <w:tcPr>
+            <w:tcW w:type="dxa" w:w="3168"/>
+            <w:shd w:fill="EDF2F7"/>
+            <w:tcMar>
+              <w:top w:w="90" w:type="dxa"/>
+              <w:bottom w:w="90" w:type="dxa"/>
+              <w:left w:w="140" w:type="dxa"/>
+              <w:right w:w="140" w:type="dxa"/>
+            </w:tcMar>
+          </w:tcPr>
+          <w:p>
+            <w:pPr>
+              <w:spacing w:before="40" w:after="40"/>
+              <w:jc w:val="left"/>
+            </w:pPr>
+            <w:r>
+              <w:rPr>
+                <w:rFonts w:ascii="Calibri" w:hAnsi="Calibri"/>
+                <w:color w:val="2D3748"/>
+                <w:sz w:val="18"/>
+              </w:rPr>
+              <w:t>dashboard.html, image-inspection.html, video-inspection.html, live-inspection.html, history.html, model-performance.html</w:t>
+            </w:r>
+          </w:p>
+        </w:tc>
+        <w:tc>
+          <w:tcPr>
+            <w:tcW w:type="dxa" w:w="4032"/>
+            <w:shd w:fill="EDF2F7"/>
+            <w:tcMar>
+              <w:top w:w="90" w:type="dxa"/>
+              <w:bottom w:w="90" w:type="dxa"/>
+              <w:left w:w="140" w:type="dxa"/>
+              <w:right w:w="140" w:type="dxa"/>
+            </w:tcMar>
+          </w:tcPr>
+          <w:p>
+            <w:pPr>
+              <w:spacing w:before="40" w:after="40"/>
+              <w:jc w:val="left"/>
+            </w:pPr>
+            <w:r>
+              <w:rPr>
+                <w:rFonts w:ascii="Calibri" w:hAnsi="Calibri"/>
+                <w:color w:val="2D3748"/>
+                <w:sz w:val="18"/>
+              </w:rPr>
+              <w:t>Dedicated application views: real-time analytics dashboard, drag-and-drop image analyzer, video time-lapse inspector, live camera monitor, inspection history table, and deep learning metrics visualizer.</w:t>
+            </w:r>
+          </w:p>
+        </w:tc>
+      </w:tr>
+      <w:tr>
+        <w:tc>
+          <w:tcPr>
+            <w:tcW w:type="dxa" w:w="2160"/>
+            <w:shd w:fill="FFFFFF"/>
+            <w:tcMar>
+              <w:top w:w="90" w:type="dxa"/>
+              <w:bottom w:w="90" w:type="dxa"/>
+              <w:left w:w="140" w:type="dxa"/>
+              <w:right w:w="140" w:type="dxa"/>
+            </w:tcMar>
+          </w:tcPr>
+          <w:p>
+            <w:pPr>
+              <w:spacing w:before="40" w:after="40"/>
+              <w:jc w:val="left"/>
+            </w:pPr>
+            <w:r>
+              <w:rPr>
+                <w:rFonts w:ascii="Calibri" w:hAnsi="Calibri"/>
+                <w:b/>
+                <w:color w:val="2D3748"/>
+                <w:sz w:val="18"/>
+              </w:rPr>
+              <w:t>frontend/css/</w:t>
+            </w:r>
+          </w:p>
+        </w:tc>
+        <w:tc>
+          <w:tcPr>
+            <w:tcW w:type="dxa" w:w="3168"/>
+            <w:shd w:fill="FFFFFF"/>
+            <w:tcMar>
+              <w:top w:w="90" w:type="dxa"/>
+              <w:bottom w:w="90" w:type="dxa"/>
+              <w:left w:w="140" w:type="dxa"/>
+              <w:right w:w="140" w:type="dxa"/>
+            </w:tcMar>
+          </w:tcPr>
+          <w:p>
+            <w:pPr>
+              <w:spacing w:before="40" w:after="40"/>
+              <w:jc w:val="left"/>
+            </w:pPr>
+            <w:r>
+              <w:rPr>
+                <w:rFonts w:ascii="Calibri" w:hAnsi="Calibri"/>
+                <w:color w:val="2D3748"/>
+                <w:sz w:val="18"/>
+              </w:rPr>
+              <w:t>style.css, dashboard.css, inspection.css, responsive.css</w:t>
+            </w:r>
+          </w:p>
+        </w:tc>
+        <w:tc>
+          <w:tcPr>
+            <w:tcW w:type="dxa" w:w="4032"/>
+            <w:shd w:fill="FFFFFF"/>
+            <w:tcMar>
+              <w:top w:w="90" w:type="dxa"/>
+              <w:bottom w:w="90" w:type="dxa"/>
+              <w:left w:w="140" w:type="dxa"/>
+              <w:right w:w="140" w:type="dxa"/>
+            </w:tcMar>
+          </w:tcPr>
+          <w:p>
+            <w:pPr>
+              <w:spacing w:before="40" w:after="40"/>
+              <w:jc w:val="left"/>
+            </w:pPr>
+            <w:r>
+              <w:rPr>
+                <w:rFonts w:ascii="Calibri" w:hAnsi="Calibri"/>
+                <w:color w:val="2D3748"/>
+                <w:sz w:val="18"/>
+              </w:rPr>
+              <w:t>Modular design system featuring dark glassmorphism styling, responsive flex/grid layouts, custom scrollbars, animated badges, and media queries.</w:t>
+            </w:r>
+          </w:p>
+        </w:tc>
+      </w:tr>
+      <w:tr>
+        <w:tc>
+          <w:tcPr>
+            <w:tcW w:type="dxa" w:w="2160"/>
+            <w:shd w:fill="EDF2F7"/>
+            <w:tcMar>
+              <w:top w:w="90" w:type="dxa"/>
+              <w:bottom w:w="90" w:type="dxa"/>
+              <w:left w:w="140" w:type="dxa"/>
+              <w:right w:w="140" w:type="dxa"/>
+            </w:tcMar>
+          </w:tcPr>
+          <w:p>
+            <w:pPr>
+              <w:spacing w:before="40" w:after="40"/>
+              <w:jc w:val="left"/>
+            </w:pPr>
+            <w:r>
+              <w:rPr>
+                <w:rFonts w:ascii="Calibri" w:hAnsi="Calibri"/>
+                <w:b/>
+                <w:color w:val="2D3748"/>
+                <w:sz w:val="18"/>
+              </w:rPr>
+              <w:t>frontend/js/</w:t>
+            </w:r>
+          </w:p>
+        </w:tc>
+        <w:tc>
+          <w:tcPr>
+            <w:tcW w:type="dxa" w:w="3168"/>
+            <w:shd w:fill="EDF2F7"/>
+            <w:tcMar>
+              <w:top w:w="90" w:type="dxa"/>
+              <w:bottom w:w="90" w:type="dxa"/>
+              <w:left w:w="140" w:type="dxa"/>
+              <w:right w:w="140" w:type="dxa"/>
+            </w:tcMar>
+          </w:tcPr>
+          <w:p>
+            <w:pPr>
+              <w:spacing w:before="40" w:after="40"/>
+              <w:jc w:val="left"/>
+            </w:pPr>
+            <w:r>
+              <w:rPr>
+                <w:rFonts w:ascii="Calibri" w:hAnsi="Calibri"/>
+                <w:color w:val="2D3748"/>
+                <w:sz w:val="18"/>
+              </w:rPr>
+              <w:t>app.js, dashboard.js, charts.js, image-inspection.js, video-inspection.js, live-camera.js, history.js</w:t>
+            </w:r>
+          </w:p>
+        </w:tc>
+        <w:tc>
+          <w:tcPr>
+            <w:tcW w:type="dxa" w:w="4032"/>
+            <w:shd w:fill="EDF2F7"/>
+            <w:tcMar>
+              <w:top w:w="90" w:type="dxa"/>
+              <w:bottom w:w="90" w:type="dxa"/>
+              <w:left w:w="140" w:type="dxa"/>
+              <w:right w:w="140" w:type="dxa"/>
+            </w:tcMar>
+          </w:tcPr>
+          <w:p>
+            <w:pPr>
+              <w:spacing w:before="40" w:after="40"/>
+              <w:jc w:val="left"/>
+            </w:pPr>
+            <w:r>
+              <w:rPr>
+                <w:rFonts w:ascii="Calibri" w:hAnsi="Calibri"/>
+                <w:color w:val="2D3748"/>
+                <w:sz w:val="18"/>
+              </w:rPr>
+              <w:t>Client-side logic: asynchronous API callers, Chart.js telemetry graphs, HTML5 canvas bounding box overlay renderer, MJPEG stream controller, and history table filtering.</w:t>
+            </w:r>
+          </w:p>
+        </w:tc>
+      </w:tr>
+      <w:tr>
+        <w:tc>
+          <w:tcPr>
+            <w:tcW w:type="dxa" w:w="2160"/>
+            <w:shd w:fill="FFFFFF"/>
+            <w:tcMar>
+              <w:top w:w="90" w:type="dxa"/>
+              <w:bottom w:w="90" w:type="dxa"/>
+              <w:left w:w="140" w:type="dxa"/>
+              <w:right w:w="140" w:type="dxa"/>
+            </w:tcMar>
+          </w:tcPr>
+          <w:p>
+            <w:pPr>
+              <w:spacing w:before="40" w:after="40"/>
+              <w:jc w:val="left"/>
+            </w:pPr>
+            <w:r>
+              <w:rPr>
+                <w:rFonts w:ascii="Calibri" w:hAnsi="Calibri"/>
+                <w:b/>
+                <w:color w:val="2D3748"/>
+                <w:sz w:val="18"/>
+              </w:rPr>
+              <w:t>frontend/assets/</w:t>
+            </w:r>
+          </w:p>
+        </w:tc>
+        <w:tc>
+          <w:tcPr>
+            <w:tcW w:type="dxa" w:w="3168"/>
+            <w:shd w:fill="FFFFFF"/>
+            <w:tcMar>
+              <w:top w:w="90" w:type="dxa"/>
+              <w:bottom w:w="90" w:type="dxa"/>
+              <w:left w:w="140" w:type="dxa"/>
+              <w:right w:w="140" w:type="dxa"/>
+            </w:tcMar>
+          </w:tcPr>
+          <w:p>
+            <w:pPr>
+              <w:spacing w:before="40" w:after="40"/>
+              <w:jc w:val="left"/>
+            </w:pPr>
+            <w:r>
+              <w:rPr>
+                <w:rFonts w:ascii="Calibri" w:hAnsi="Calibri"/>
+                <w:color w:val="2D3748"/>
+                <w:sz w:val="18"/>
+              </w:rPr>
+              <w:t>icons/, images/, logos/</w:t>
+            </w:r>
+          </w:p>
+        </w:tc>
+        <w:tc>
+          <w:tcPr>
+            <w:tcW w:type="dxa" w:w="4032"/>
+            <w:shd w:fill="FFFFFF"/>
+            <w:tcMar>
+              <w:top w:w="90" w:type="dxa"/>
+              <w:bottom w:w="90" w:type="dxa"/>
+              <w:left w:w="140" w:type="dxa"/>
+              <w:right w:w="140" w:type="dxa"/>
+            </w:tcMar>
+          </w:tcPr>
+          <w:p>
+            <w:pPr>
+              <w:spacing w:before="40" w:after="40"/>
+              <w:jc w:val="left"/>
+            </w:pPr>
+            <w:r>
+              <w:rPr>
+                <w:rFonts w:ascii="Calibri" w:hAnsi="Calibri"/>
+                <w:color w:val="2D3748"/>
+                <w:sz w:val="18"/>
+              </w:rPr>
+              <w:t>Static UI icons, promotional badges, diagram graphics, and brand logo assets.</w:t>
+            </w:r>
+          </w:p>
+        </w:tc>
+      </w:tr>
+    </w:tbl>
+    <w:p>
+      <w:pPr>
+        <w:spacing w:after="100"/>
+      </w:pPr>
+    </w:p>
+    <w:p>
+      <w:pPr>
+        <w:pStyle w:val="Heading3"/>
+        <w:keepNext/>
+        <w:spacing w:before="160" w:after="40"/>
+      </w:pPr>
+      <w:r>
+        <w:rPr>
+          <w:rFonts w:ascii="Calibri" w:hAnsi="Calibri"/>
+          <w:b/>
+          <w:color w:val="2D3748"/>
+          <w:sz w:val="22"/>
+        </w:rPr>
+        <w:t>5.2.4 Persistence, Deployment &amp; Documentation Assets</w:t>
+      </w:r>
+    </w:p>
+    <w:tbl>
+      <w:tblPr>
+        <w:tblW w:type="auto" w:w="0"/>
+        <w:jc w:val="center"/>
+        <w:tblLayout w:type="fixed"/>
+        <w:tblLook w:firstColumn="1" w:firstRow="1" w:lastColumn="0" w:lastRow="0" w:noHBand="0" w:noVBand="1" w:val="04A0"/>
+        <w:tblBorders>
+          <w:top w:val="single" w:sz="4" w:space="0" w:color="CBD5E0"/>
+          <w:bottom w:val="single" w:sz="4" w:space="0" w:color="CBD5E0"/>
+          <w:insideH w:val="single" w:sz="4" w:space="0" w:color="CBD5E0"/>
+          <w:insideV w:val="none"/>
+          <w:left w:val="none"/>
+          <w:right w:val="none"/>
+        </w:tblBorders>
+      </w:tblPr>
+      <w:tblGrid>
+        <w:gridCol w:w="3312"/>
+        <w:gridCol w:w="3312"/>
+        <w:gridCol w:w="3312"/>
+      </w:tblGrid>
+      <w:tr>
+        <w:trPr>
+          <w:tblHeader/>
+        </w:trPr>
+        <w:tc>
+          <w:tcPr>
+            <w:tcW w:type="dxa" w:w="2160"/>
+            <w:shd w:fill="1A365D"/>
+            <w:tcMar>
+              <w:top w:w="120" w:type="dxa"/>
+              <w:bottom w:w="120" w:type="dxa"/>
+              <w:left w:w="140" w:type="dxa"/>
+              <w:right w:w="140" w:type="dxa"/>
+            </w:tcMar>
+          </w:tcPr>
+          <w:p>
+            <w:pPr>
+              <w:spacing w:before="40" w:after="40"/>
+              <w:jc w:val="left"/>
+            </w:pPr>
+            <w:r>
+              <w:rPr>
+                <w:rFonts w:ascii="Calibri" w:hAnsi="Calibri"/>
+                <w:b/>
+                <w:color w:val="FFFFFF"/>
+                <w:sz w:val="19"/>
+              </w:rPr>
+              <w:t>Directory / Asset</w:t>
+            </w:r>
+          </w:p>
+        </w:tc>
+        <w:tc>
+          <w:tcPr>
+            <w:tcW w:type="dxa" w:w="3168"/>
+            <w:shd w:fill="1A365D"/>
+            <w:tcMar>
+              <w:top w:w="120" w:type="dxa"/>
+              <w:bottom w:w="120" w:type="dxa"/>
+              <w:left w:w="140" w:type="dxa"/>
+              <w:right w:w="140" w:type="dxa"/>
+            </w:tcMar>
+          </w:tcPr>
+          <w:p>
+            <w:pPr>
+              <w:spacing w:before="40" w:after="40"/>
+              <w:jc w:val="left"/>
+            </w:pPr>
+            <w:r>
+              <w:rPr>
+                <w:rFonts w:ascii="Calibri" w:hAnsi="Calibri"/>
+                <w:b/>
+                <w:color w:val="FFFFFF"/>
+                <w:sz w:val="19"/>
+              </w:rPr>
+              <w:t>Files Included</w:t>
+            </w:r>
+          </w:p>
+        </w:tc>
+        <w:tc>
+          <w:tcPr>
+            <w:tcW w:type="dxa" w:w="4032"/>
+            <w:shd w:fill="1A365D"/>
+            <w:tcMar>
+              <w:top w:w="120" w:type="dxa"/>
+              <w:bottom w:w="120" w:type="dxa"/>
+              <w:left w:w="140" w:type="dxa"/>
+              <w:right w:w="140" w:type="dxa"/>
+            </w:tcMar>
+          </w:tcPr>
+          <w:p>
+            <w:pPr>
+              <w:spacing w:before="40" w:after="40"/>
+              <w:jc w:val="left"/>
+            </w:pPr>
+            <w:r>
+              <w:rPr>
+                <w:rFonts w:ascii="Calibri" w:hAnsi="Calibri"/>
+                <w:b/>
+                <w:color w:val="FFFFFF"/>
+                <w:sz w:val="19"/>
+              </w:rPr>
+              <w:t>Operational Role</w:t>
+            </w:r>
+          </w:p>
+        </w:tc>
+      </w:tr>
+      <w:tr>
+        <w:tc>
+          <w:tcPr>
+            <w:tcW w:type="dxa" w:w="2160"/>
+            <w:shd w:fill="FFFFFF"/>
+            <w:tcMar>
+              <w:top w:w="90" w:type="dxa"/>
+              <w:bottom w:w="90" w:type="dxa"/>
+              <w:left w:w="140" w:type="dxa"/>
+              <w:right w:w="140" w:type="dxa"/>
+            </w:tcMar>
+          </w:tcPr>
+          <w:p>
+            <w:pPr>
+              <w:spacing w:before="40" w:after="40"/>
+              <w:jc w:val="left"/>
+            </w:pPr>
+            <w:r>
+              <w:rPr>
+                <w:rFonts w:ascii="Calibri" w:hAnsi="Calibri"/>
+                <w:b/>
+                <w:color w:val="2D3748"/>
+                <w:sz w:val="18"/>
+              </w:rPr>
+              <w:t>database/</w:t>
+            </w:r>
+          </w:p>
+        </w:tc>
+        <w:tc>
+          <w:tcPr>
+            <w:tcW w:type="dxa" w:w="3168"/>
+            <w:shd w:fill="FFFFFF"/>
+            <w:tcMar>
+              <w:top w:w="90" w:type="dxa"/>
+              <w:bottom w:w="90" w:type="dxa"/>
+              <w:left w:w="140" w:type="dxa"/>
+              <w:right w:w="140" w:type="dxa"/>
+            </w:tcMar>
+          </w:tcPr>
+          <w:p>
+            <w:pPr>
+              <w:spacing w:before="40" w:after="40"/>
+              <w:jc w:val="left"/>
+            </w:pPr>
+            <w:r>
+              <w:rPr>
+                <w:rFonts w:ascii="Calibri" w:hAnsi="Calibri"/>
+                <w:color w:val="2D3748"/>
+                <w:sz w:val="18"/>
+              </w:rPr>
+              <w:t>defect_detection.db</w:t>
+            </w:r>
+          </w:p>
+        </w:tc>
+        <w:tc>
+          <w:tcPr>
+            <w:tcW w:type="dxa" w:w="4032"/>
+            <w:shd w:fill="FFFFFF"/>
+            <w:tcMar>
+              <w:top w:w="90" w:type="dxa"/>
+              <w:bottom w:w="90" w:type="dxa"/>
+              <w:left w:w="140" w:type="dxa"/>
+              <w:right w:w="140" w:type="dxa"/>
+            </w:tcMar>
+          </w:tcPr>
+          <w:p>
+            <w:pPr>
+              <w:spacing w:before="40" w:after="40"/>
+              <w:jc w:val="left"/>
+            </w:pPr>
+            <w:r>
+              <w:rPr>
+                <w:rFonts w:ascii="Calibri" w:hAnsi="Calibri"/>
+                <w:color w:val="2D3748"/>
+                <w:sz w:val="18"/>
+              </w:rPr>
+              <w:t>Embedded SQLite database maintaining complete relational audit records of all inspection sessions, detected defect classes, confidence scores, and timestamps.</w:t>
+            </w:r>
+          </w:p>
+        </w:tc>
+      </w:tr>
+      <w:tr>
+        <w:tc>
+          <w:tcPr>
+            <w:tcW w:type="dxa" w:w="2160"/>
+            <w:shd w:fill="EDF2F7"/>
+            <w:tcMar>
+              <w:top w:w="90" w:type="dxa"/>
+              <w:bottom w:w="90" w:type="dxa"/>
+              <w:left w:w="140" w:type="dxa"/>
+              <w:right w:w="140" w:type="dxa"/>
+            </w:tcMar>
+          </w:tcPr>
+          <w:p>
+            <w:pPr>
+              <w:spacing w:before="40" w:after="40"/>
+              <w:jc w:val="left"/>
+            </w:pPr>
+            <w:r>
+              <w:rPr>
+                <w:rFonts w:ascii="Calibri" w:hAnsi="Calibri"/>
+                <w:b/>
+                <w:color w:val="2D3748"/>
+                <w:sz w:val="18"/>
+              </w:rPr>
+              <w:t>deployment/</w:t>
+            </w:r>
+          </w:p>
+        </w:tc>
+        <w:tc>
+          <w:tcPr>
+            <w:tcW w:type="dxa" w:w="3168"/>
+            <w:shd w:fill="EDF2F7"/>
+            <w:tcMar>
+              <w:top w:w="90" w:type="dxa"/>
+              <w:bottom w:w="90" w:type="dxa"/>
+              <w:left w:w="140" w:type="dxa"/>
+              <w:right w:w="140" w:type="dxa"/>
+            </w:tcMar>
+          </w:tcPr>
+          <w:p>
+            <w:pPr>
+              <w:spacing w:before="40" w:after="40"/>
+              <w:jc w:val="left"/>
+            </w:pPr>
+            <w:r>
+              <w:rPr>
+                <w:rFonts w:ascii="Calibri" w:hAnsi="Calibri"/>
+                <w:color w:val="2D3748"/>
+                <w:sz w:val="18"/>
+              </w:rPr>
+              <w:t>Dockerfile, Procfile, gunicorn.conf.py, Aptfile, nixpacks.toml, railway.json, app.py</w:t>
+            </w:r>
+          </w:p>
+        </w:tc>
+        <w:tc>
+          <w:tcPr>
+            <w:tcW w:type="dxa" w:w="4032"/>
+            <w:shd w:fill="EDF2F7"/>
+            <w:tcMar>
+              <w:top w:w="90" w:type="dxa"/>
+              <w:bottom w:w="90" w:type="dxa"/>
+              <w:left w:w="140" w:type="dxa"/>
+              <w:right w:w="140" w:type="dxa"/>
+            </w:tcMar>
+          </w:tcPr>
+          <w:p>
+            <w:pPr>
+              <w:spacing w:before="40" w:after="40"/>
+              <w:jc w:val="left"/>
+            </w:pPr>
+            <w:r>
+              <w:rPr>
+                <w:rFonts w:ascii="Calibri" w:hAnsi="Calibri"/>
+                <w:color w:val="2D3748"/>
+                <w:sz w:val="18"/>
+              </w:rPr>
+              <w:t>Production containerization and cloud orchestration configuration for Gunicorn multi-worker WSGI serving, Docker container builds, and Railway/Heroku deployments.</w:t>
+            </w:r>
+          </w:p>
+        </w:tc>
+      </w:tr>
+      <w:tr>
+        <w:tc>
+          <w:tcPr>
+            <w:tcW w:type="dxa" w:w="2160"/>
+            <w:shd w:fill="FFFFFF"/>
+            <w:tcMar>
+              <w:top w:w="90" w:type="dxa"/>
+              <w:bottom w:w="90" w:type="dxa"/>
+              <w:left w:w="140" w:type="dxa"/>
+              <w:right w:w="140" w:type="dxa"/>
+            </w:tcMar>
+          </w:tcPr>
+          <w:p>
+            <w:pPr>
+              <w:spacing w:before="40" w:after="40"/>
+              <w:jc w:val="left"/>
+            </w:pPr>
+            <w:r>
+              <w:rPr>
+                <w:rFonts w:ascii="Calibri" w:hAnsi="Calibri"/>
+                <w:b/>
+                <w:color w:val="2D3748"/>
+                <w:sz w:val="18"/>
+              </w:rPr>
+              <w:t>documentation/</w:t>
+            </w:r>
+          </w:p>
+        </w:tc>
+        <w:tc>
+          <w:tcPr>
+            <w:tcW w:type="dxa" w:w="3168"/>
+            <w:shd w:fill="FFFFFF"/>
+            <w:tcMar>
+              <w:top w:w="90" w:type="dxa"/>
+              <w:bottom w:w="90" w:type="dxa"/>
+              <w:left w:w="140" w:type="dxa"/>
+              <w:right w:w="140" w:type="dxa"/>
+            </w:tcMar>
+          </w:tcPr>
+          <w:p>
+            <w:pPr>
+              <w:spacing w:before="40" w:after="40"/>
+              <w:jc w:val="left"/>
+            </w:pPr>
+            <w:r>
+              <w:rPr>
+                <w:rFonts w:ascii="Calibri" w:hAnsi="Calibri"/>
+                <w:color w:val="2D3748"/>
+                <w:sz w:val="18"/>
+              </w:rPr>
+              <w:t>3D_Printing_Defect_Detection_Technical_Report.docx, *.xlsx, *.md, generate_*.py</w:t>
+            </w:r>
+          </w:p>
+        </w:tc>
+        <w:tc>
+          <w:tcPr>
+            <w:tcW w:type="dxa" w:w="4032"/>
+            <w:shd w:fill="FFFFFF"/>
+            <w:tcMar>
+              <w:top w:w="90" w:type="dxa"/>
+              <w:bottom w:w="90" w:type="dxa"/>
+              <w:left w:w="140" w:type="dxa"/>
+              <w:right w:w="140" w:type="dxa"/>
+            </w:tcMar>
+          </w:tcPr>
+          <w:p>
+            <w:pPr>
+              <w:spacing w:before="40" w:after="40"/>
+              <w:jc w:val="left"/>
+            </w:pPr>
+            <w:r>
+              <w:rPr>
+                <w:rFonts w:ascii="Calibri" w:hAnsi="Calibri"/>
+                <w:color w:val="2D3748"/>
+                <w:sz w:val="18"/>
+              </w:rPr>
+              <w:t>Comprehensive technical documentation suite, Excel metrics workbooks, Markdown architectural specifications, and automated report generation scripts.</w:t>
             </w:r>
           </w:p>
         </w:tc>
